--- a/svoyo-delo/대본/6부/08화_Soblazn.docx
+++ b/svoyo-delo/대본/6부/08화_Soblazn.docx
@@ -598,7 +598,7 @@
         <w:t xml:space="preserve"> </w:t>
       </w:r>
       <w:r>
-        <w:t xml:space="preserve">- 규칙: 지문 없음. 전 화 100% 「화자명: 대사」. 1턴 18단어 이내 + 긴 턴 10~15회(30~55단어). 문법 초점(B2+): 무인칭 필요(нам нужны деньги), 불확정 대명사·조건(если что; а если…?), 비교·대조(прав в одном… не прав в другом), 피동·무인칭 복수(его взяли; его потом отдают).</w:t>
+        <w:t xml:space="preserve">- 규칙: 지문 없음. 전 화 100% 「화자명: 대사」. 1턴 24단어 이내 + 긴 턴 10~15회(35~60단어). 문법 초점(B2+): 무인칭 필요(нам нужны деньги), 불확정 대명사·조건(если что; а если…?), 비교·대조(прав в одном… не прав в другом), 피동·무인칭 복수(его взяли; его потом отдают).</w:t>
       </w:r>
       <w:r>
         <w:t xml:space="preserve"> </w:t>
@@ -753,103 +753,103 @@
         <w:pStyle w:val="FirstParagraph"/>
       </w:pPr>
       <w:r>
-        <w:t xml:space="preserve">DIMA: Алексей Николаевич, можно? Со мной Женя. Женя Полякова. Мой новый менеджер. Она сама попросила.</w:t>
-      </w:r>
-    </w:p>
-    <w:p>
-      <w:pPr>
-        <w:pStyle w:val="BodyText"/>
-      </w:pPr>
-      <w:r>
-        <w:t xml:space="preserve">ALEKSEY: Заходите. Садитесь, Женя. Чай?</w:t>
-      </w:r>
-    </w:p>
-    <w:p>
-      <w:pPr>
-        <w:pStyle w:val="BodyText"/>
-      </w:pPr>
-      <w:r>
-        <w:t xml:space="preserve">ZHENYA: Не надо чая. Я быстро. Это я. Я рассказала про май.</w:t>
-      </w:r>
-    </w:p>
-    <w:p>
-      <w:pPr>
-        <w:pStyle w:val="BodyText"/>
-      </w:pPr>
-      <w:r>
-        <w:t xml:space="preserve">ALEKSEY: Кому?</w:t>
-      </w:r>
-    </w:p>
-    <w:p>
-      <w:pPr>
-        <w:pStyle w:val="BodyText"/>
-      </w:pPr>
-      <w:r>
-        <w:t xml:space="preserve">ZHENYA: Двоюродному брату. Он работает на складе. У Глеба. В «Альфа-Дерме». Я не знала, что это важно.</w:t>
-      </w:r>
-    </w:p>
-    <w:p>
-      <w:pPr>
-        <w:pStyle w:val="BodyText"/>
-      </w:pPr>
-      <w:r>
-        <w:t xml:space="preserve">DIMA: Она плакала вчера в машине. Час. Потом сказала: завтра пойду сама.</w:t>
-      </w:r>
-    </w:p>
-    <w:p>
-      <w:pPr>
-        <w:pStyle w:val="BodyText"/>
-      </w:pPr>
-      <w:r>
-        <w:t xml:space="preserve">ZHENYA: Я сказала брату: «В мае будут сокращать. Я новая. Меня первую». А через два дня мне позвонил Глеб. Сам. Предложил работу. Зарплату — в полтора раза больше. Сказал: «Приходите с базой врачей».</w:t>
-      </w:r>
-    </w:p>
-    <w:p>
-      <w:pPr>
-        <w:pStyle w:val="BodyText"/>
-      </w:pPr>
-      <w:r>
-        <w:t xml:space="preserve">ALEKSEY: И что вы ответили?</w:t>
-      </w:r>
-    </w:p>
-    <w:p>
-      <w:pPr>
-        <w:pStyle w:val="BodyText"/>
-      </w:pPr>
-      <w:r>
-        <w:t xml:space="preserve">ZHENYA: Ничего. Положила трубку. А ночью думала: а если в мае правда меня?</w:t>
-      </w:r>
-    </w:p>
-    <w:p>
-      <w:pPr>
-        <w:pStyle w:val="BodyText"/>
-      </w:pPr>
-      <w:r>
-        <w:t xml:space="preserve">DIMA: Женя, никто не говорил «тебя». Никто не говорил «пятнадцать». Это я виноват. Я сказал «май».</w:t>
-      </w:r>
-    </w:p>
-    <w:p>
-      <w:pPr>
-        <w:pStyle w:val="BodyText"/>
-      </w:pPr>
-      <w:r>
-        <w:t xml:space="preserve">ALEKSEY: Женя, спасибо. Вы пришли сами. Это главное. Наказания не будет. Я обещал, Дима обещал.</w:t>
-      </w:r>
-    </w:p>
-    <w:p>
-      <w:pPr>
-        <w:pStyle w:val="BodyText"/>
-      </w:pPr>
-      <w:r>
-        <w:t xml:space="preserve">ZHENYA: А база? Я ему ничего не дала. Клянусь. Можете проверить.</w:t>
-      </w:r>
-    </w:p>
-    <w:p>
-      <w:pPr>
-        <w:pStyle w:val="BodyText"/>
-      </w:pPr>
-      <w:r>
-        <w:t xml:space="preserve">ALEKSEY: Верю. Проверять не буду. Идите работать. И брату скажите — пусть ищет другой склад.</w:t>
+        <w:t xml:space="preserve">DIMA: Алексей Николаевич, можно? Со мной Женя Полякова, мой новый менеджер. Она сама попросила прийти к вам.</w:t>
+      </w:r>
+    </w:p>
+    <w:p>
+      <w:pPr>
+        <w:pStyle w:val="BodyText"/>
+      </w:pPr>
+      <w:r>
+        <w:t xml:space="preserve">ALEKSEY: Заходите, Женя, садитесь, пожалуйста. Может быть, чаю?</w:t>
+      </w:r>
+    </w:p>
+    <w:p>
+      <w:pPr>
+        <w:pStyle w:val="BodyText"/>
+      </w:pPr>
+      <w:r>
+        <w:t xml:space="preserve">ZHENYA: Не надо чая, я быстро. Это я рассказала про май, это была я.</w:t>
+      </w:r>
+    </w:p>
+    <w:p>
+      <w:pPr>
+        <w:pStyle w:val="BodyText"/>
+      </w:pPr>
+      <w:r>
+        <w:t xml:space="preserve">ALEKSEY: Кому вы рассказали, Женя? Не бойтесь, говорите спокойно.</w:t>
+      </w:r>
+    </w:p>
+    <w:p>
+      <w:pPr>
+        <w:pStyle w:val="BodyText"/>
+      </w:pPr>
+      <w:r>
+        <w:t xml:space="preserve">ZHENYA: Двоюродному брату. Он работает на складе у Глеба, в «Альфа-Дерме». Я не знала, что это так важно.</w:t>
+      </w:r>
+    </w:p>
+    <w:p>
+      <w:pPr>
+        <w:pStyle w:val="BodyText"/>
+      </w:pPr>
+      <w:r>
+        <w:t xml:space="preserve">DIMA: Вчера она целый час плакала у меня в машине, а потом сказала, что завтра пойдёт к вам сама.</w:t>
+      </w:r>
+    </w:p>
+    <w:p>
+      <w:pPr>
+        <w:pStyle w:val="BodyText"/>
+      </w:pPr>
+      <w:r>
+        <w:t xml:space="preserve">ZHENYA: Я сказала брату: «В мае будут сокращать, а я новая, поэтому меня первую». А через два дня мне позвонил сам Глеб и предложил работу с зарплатой в полтора раза больше. Он сказал: «Приходите с базой врачей».</w:t>
+      </w:r>
+    </w:p>
+    <w:p>
+      <w:pPr>
+        <w:pStyle w:val="BodyText"/>
+      </w:pPr>
+      <w:r>
+        <w:t xml:space="preserve">ALEKSEY: И что вы ему ответили на это предложение?</w:t>
+      </w:r>
+    </w:p>
+    <w:p>
+      <w:pPr>
+        <w:pStyle w:val="BodyText"/>
+      </w:pPr>
+      <w:r>
+        <w:t xml:space="preserve">ZHENYA: Ничего, просто положила трубку. Но ночью всё думала: а если в мае правда сократят меня?</w:t>
+      </w:r>
+    </w:p>
+    <w:p>
+      <w:pPr>
+        <w:pStyle w:val="BodyText"/>
+      </w:pPr>
+      <w:r>
+        <w:t xml:space="preserve">DIMA: Женя, никто не говорил «тебя», и никто не говорил «пятнадцать». Это я виноват, потому что я сказал про май.</w:t>
+      </w:r>
+    </w:p>
+    <w:p>
+      <w:pPr>
+        <w:pStyle w:val="BodyText"/>
+      </w:pPr>
+      <w:r>
+        <w:t xml:space="preserve">ALEKSEY: Женя, спасибо вам. Вы пришли сами, и это главное. Наказания не будет, я обещал, и Дима тоже обещал.</w:t>
+      </w:r>
+    </w:p>
+    <w:p>
+      <w:pPr>
+        <w:pStyle w:val="BodyText"/>
+      </w:pPr>
+      <w:r>
+        <w:t xml:space="preserve">ZHENYA: А база? Я ему ничего не дала, клянусь, можете проверить.</w:t>
+      </w:r>
+    </w:p>
+    <w:p>
+      <w:pPr>
+        <w:pStyle w:val="BodyText"/>
+      </w:pPr>
+      <w:r>
+        <w:t xml:space="preserve">ALEKSEY: Я вам верю и проверять не буду. Идите работать. А брату скажите, чтобы искал другой склад.</w:t>
       </w:r>
     </w:p>
     <w:p>
@@ -865,7 +865,7 @@
         <w:pStyle w:val="BodyText"/>
       </w:pPr>
       <w:r>
-        <w:t xml:space="preserve">DIMA: Она лучшая из шести. Если что — пусть лучше меня.</w:t>
+        <w:t xml:space="preserve">DIMA: Она лучшая из всех шести. Если что-то случится, пусть лучше сократят меня, а не её.</w:t>
       </w:r>
     </w:p>
     <w:bookmarkEnd w:id="21"/>
@@ -883,143 +883,143 @@
         <w:pStyle w:val="FirstParagraph"/>
       </w:pPr>
       <w:r>
-        <w:t xml:space="preserve">KIRILL: Можно новость? Мне вчера вечером позвонил Глеб. Не вам. Мне. На мобильный.</w:t>
-      </w:r>
-    </w:p>
-    <w:p>
-      <w:pPr>
-        <w:pStyle w:val="BodyText"/>
-      </w:pPr>
-      <w:r>
-        <w:t xml:space="preserve">OLGA: Откуда у него ваш мобильный?</w:t>
-      </w:r>
-    </w:p>
-    <w:p>
-      <w:pPr>
-        <w:pStyle w:val="BodyText"/>
-      </w:pPr>
-      <w:r>
-        <w:t xml:space="preserve">KIRILL: Визитка. Я сам ему дал, когда звонил в понедельник. Ошибка. Записал.</w:t>
-      </w:r>
-    </w:p>
-    <w:p>
-      <w:pPr>
-        <w:pStyle w:val="BodyText"/>
-      </w:pPr>
-      <w:r>
-        <w:t xml:space="preserve">ALEKSEY: Что он хотел?</w:t>
-      </w:r>
-    </w:p>
-    <w:p>
-      <w:pPr>
-        <w:pStyle w:val="BodyText"/>
-      </w:pPr>
-      <w:r>
-        <w:t xml:space="preserve">KIRILL: Новое предложение. Он слышал, что мы против наклеек «Седжин». Говорит: хорошо, без наклеек. Его гель, его бренд — «Альфа-Дерм». Мы делаем три вещи. Консультируем регистрацию. Учим врачей. Даём ему нашу линию. Он платит десять миллионов сразу. И два в месяц.</w:t>
-      </w:r>
-    </w:p>
-    <w:p>
-      <w:pPr>
-        <w:pStyle w:val="BodyText"/>
-      </w:pPr>
-      <w:r>
-        <w:t xml:space="preserve">IRINA: Десять сразу. Повторите, пожалуйста.</w:t>
-      </w:r>
-    </w:p>
-    <w:p>
-      <w:pPr>
-        <w:pStyle w:val="BodyText"/>
-      </w:pPr>
-      <w:r>
-        <w:t xml:space="preserve">KIRILL: Десять. Сразу. За консультацию. Договор чистый, говорит. Юристы посмотрят.</w:t>
-      </w:r>
-    </w:p>
-    <w:p>
-      <w:pPr>
-        <w:pStyle w:val="BodyText"/>
-      </w:pPr>
-      <w:r>
-        <w:t xml:space="preserve">OLGA: Регистрация медицинского изделия — год. Полтора. Он будет ждать полтора года?</w:t>
-      </w:r>
-    </w:p>
-    <w:p>
-      <w:pPr>
-        <w:pStyle w:val="BodyText"/>
-      </w:pPr>
-      <w:r>
-        <w:t xml:space="preserve">KIRILL: Он сказал: пока регистрация идёт — он «тестирует рынок». Немного. Через своих.</w:t>
-      </w:r>
-    </w:p>
-    <w:p>
-      <w:pPr>
-        <w:pStyle w:val="BodyText"/>
-      </w:pPr>
-      <w:r>
-        <w:t xml:space="preserve">OLGA: «Тестирует рынок». Значит, продаёт. Без регистрации. А мы — консультанты. С его деньгами на счету.</w:t>
-      </w:r>
-    </w:p>
-    <w:p>
-      <w:pPr>
-        <w:pStyle w:val="BodyText"/>
-      </w:pPr>
-      <w:r>
-        <w:t xml:space="preserve">KIRILL: Мы не продаём. Мы не трогаем товар. Мы консультируем. Это законно.</w:t>
-      </w:r>
-    </w:p>
-    <w:p>
-      <w:pPr>
-        <w:pStyle w:val="BodyText"/>
-      </w:pPr>
-      <w:r>
-        <w:t xml:space="preserve">OLGA: Законно — пока не начнётся проверка. А она начнётся, потому что у него уже есть жалобы, я уверена. Потом мы — «консультанты незарегистрированного продавца». С линией, которая лечит его пациенток. С нашими подписями. Я это уже видела. Не в книге. В суде. Два раза.</w:t>
-      </w:r>
-    </w:p>
-    <w:p>
-      <w:pPr>
-        <w:pStyle w:val="BodyText"/>
-      </w:pPr>
-      <w:r>
-        <w:t xml:space="preserve">KIRILL: Ольга Петровна, а что вы предлагаете? Список в мае?</w:t>
-      </w:r>
-    </w:p>
-    <w:p>
-      <w:pPr>
-        <w:pStyle w:val="BodyText"/>
-      </w:pPr>
-      <w:r>
-        <w:t xml:space="preserve">OLGA: Я предлагаю не путать список и тюрьму.</w:t>
-      </w:r>
-    </w:p>
-    <w:p>
-      <w:pPr>
-        <w:pStyle w:val="BodyText"/>
-      </w:pPr>
-      <w:r>
-        <w:t xml:space="preserve">IRINA: Десять миллионов закрывают дыру. Март, апрель, май — и ещё остаётся. Триггер в мае не сработает. Списка не будет.</w:t>
-      </w:r>
-    </w:p>
-    <w:p>
-      <w:pPr>
-        <w:pStyle w:val="BodyText"/>
-      </w:pPr>
-      <w:r>
-        <w:t xml:space="preserve">KIRILL: Вот. Слышите? Списка не будет. Пятнадцать человек. С именами. Женя, например.</w:t>
-      </w:r>
-    </w:p>
-    <w:p>
-      <w:pPr>
-        <w:pStyle w:val="BodyText"/>
-      </w:pPr>
-      <w:r>
-        <w:t xml:space="preserve">DIMA: Женю не трогай. Она сегодня сама пришла. Не делай из неё аргумент.</w:t>
-      </w:r>
-    </w:p>
-    <w:p>
-      <w:pPr>
-        <w:pStyle w:val="BodyText"/>
-      </w:pPr>
-      <w:r>
-        <w:t xml:space="preserve">KIRILL: Я не делаю аргумент. Я говорю факт. Нам нужны деньги. Это не преступление — сказать это вслух.</w:t>
+        <w:t xml:space="preserve">KIRILL: Можно новость? Вчера вечером мне позвонил Глеб — не вам, а именно мне, на мобильный.</w:t>
+      </w:r>
+    </w:p>
+    <w:p>
+      <w:pPr>
+        <w:pStyle w:val="BodyText"/>
+      </w:pPr>
+      <w:r>
+        <w:t xml:space="preserve">OLGA: А откуда у него ваш мобильный, Кирилл?</w:t>
+      </w:r>
+    </w:p>
+    <w:p>
+      <w:pPr>
+        <w:pStyle w:val="BodyText"/>
+      </w:pPr>
+      <w:r>
+        <w:t xml:space="preserve">KIRILL: С визитки. Я сам дал её, когда звонил ему в понедельник. Это была ошибка, и я её записал.</w:t>
+      </w:r>
+    </w:p>
+    <w:p>
+      <w:pPr>
+        <w:pStyle w:val="BodyText"/>
+      </w:pPr>
+      <w:r>
+        <w:t xml:space="preserve">ALEKSEY: И что он от тебя хотел на этот раз?</w:t>
+      </w:r>
+    </w:p>
+    <w:p>
+      <w:pPr>
+        <w:pStyle w:val="BodyText"/>
+      </w:pPr>
+      <w:r>
+        <w:t xml:space="preserve">KIRILL: У него новое предложение. Он слышал, что мы против наклеек «Седжин», и говорит: хорошо, без наклеек. Гель его и бренд его — «Альфа-Дерм». А мы делаем три вещи: консультируем по регистрации, учим врачей и даём ему нашу линию. За это он платит десять миллионов сразу и потом по два в месяц.</w:t>
+      </w:r>
+    </w:p>
+    <w:p>
+      <w:pPr>
+        <w:pStyle w:val="BodyText"/>
+      </w:pPr>
+      <w:r>
+        <w:t xml:space="preserve">IRINA: Десять миллионов сразу? Повторите, пожалуйста, я хочу быть уверена, что правильно расслышала.</w:t>
+      </w:r>
+    </w:p>
+    <w:p>
+      <w:pPr>
+        <w:pStyle w:val="BodyText"/>
+      </w:pPr>
+      <w:r>
+        <w:t xml:space="preserve">KIRILL: Десять, сразу, за консультацию. Договор чистый, говорит он, пусть юристы посмотрят.</w:t>
+      </w:r>
+    </w:p>
+    <w:p>
+      <w:pPr>
+        <w:pStyle w:val="BodyText"/>
+      </w:pPr>
+      <w:r>
+        <w:t xml:space="preserve">OLGA: Регистрация медицинского изделия занимает год, а то и полтора. Неужели он будет ждать полтора года?</w:t>
+      </w:r>
+    </w:p>
+    <w:p>
+      <w:pPr>
+        <w:pStyle w:val="BodyText"/>
+      </w:pPr>
+      <w:r>
+        <w:t xml:space="preserve">KIRILL: Он сказал, что пока идёт регистрация, он будет немного «тестировать рынок» через своих людей.</w:t>
+      </w:r>
+    </w:p>
+    <w:p>
+      <w:pPr>
+        <w:pStyle w:val="BodyText"/>
+      </w:pPr>
+      <w:r>
+        <w:t xml:space="preserve">OLGA: «Тестирует рынок» — значит, продаёт без регистрации. А мы при этом консультанты, и его деньги лежат у нас на счету.</w:t>
+      </w:r>
+    </w:p>
+    <w:p>
+      <w:pPr>
+        <w:pStyle w:val="BodyText"/>
+      </w:pPr>
+      <w:r>
+        <w:t xml:space="preserve">KIRILL: Но мы же не продаём и не трогаем товар, мы только консультируем. Это законно.</w:t>
+      </w:r>
+    </w:p>
+    <w:p>
+      <w:pPr>
+        <w:pStyle w:val="BodyText"/>
+      </w:pPr>
+      <w:r>
+        <w:t xml:space="preserve">OLGA: Законно, пока не начнётся проверка. А она начнётся, потому что у него уже есть жалобы, я уверена. И тогда мы окажемся «консультантами незарегистрированного продавца», с линией, которая лечит его пациенток, и с нашими подписями. Я это уже видела, и не в книге, а в суде, два раза.</w:t>
+      </w:r>
+    </w:p>
+    <w:p>
+      <w:pPr>
+        <w:pStyle w:val="BodyText"/>
+      </w:pPr>
+      <w:r>
+        <w:t xml:space="preserve">KIRILL: Ольга Петровна, а что тогда предлагаете вы? Список в мае?</w:t>
+      </w:r>
+    </w:p>
+    <w:p>
+      <w:pPr>
+        <w:pStyle w:val="BodyText"/>
+      </w:pPr>
+      <w:r>
+        <w:t xml:space="preserve">OLGA: Я предлагаю не путать список и тюрьму. Это очень разные вещи, Кирилл.</w:t>
+      </w:r>
+    </w:p>
+    <w:p>
+      <w:pPr>
+        <w:pStyle w:val="BodyText"/>
+      </w:pPr>
+      <w:r>
+        <w:t xml:space="preserve">IRINA: Десять миллионов закрывают дыру: март, апрель, май, и ещё что-то остаётся. Тогда триггер в мае не сработает, и списка не будет.</w:t>
+      </w:r>
+    </w:p>
+    <w:p>
+      <w:pPr>
+        <w:pStyle w:val="BodyText"/>
+      </w:pPr>
+      <w:r>
+        <w:t xml:space="preserve">KIRILL: Вот! Слышите? Списка не будет, а это пятнадцать человек с именами. Например, Женя.</w:t>
+      </w:r>
+    </w:p>
+    <w:p>
+      <w:pPr>
+        <w:pStyle w:val="BodyText"/>
+      </w:pPr>
+      <w:r>
+        <w:t xml:space="preserve">DIMA: Женю не трогай. Она сегодня пришла сама, так что не делай из неё аргумент.</w:t>
+      </w:r>
+    </w:p>
+    <w:p>
+      <w:pPr>
+        <w:pStyle w:val="BodyText"/>
+      </w:pPr>
+      <w:r>
+        <w:t xml:space="preserve">KIRILL: Я не делаю из неё аргумент, я говорю факт. Нам нужны деньги, и сказать это вслух — не преступление.</w:t>
       </w:r>
     </w:p>
     <w:p>
@@ -1035,127 +1035,127 @@
         <w:pStyle w:val="BodyText"/>
       </w:pPr>
       <w:r>
-        <w:t xml:space="preserve">KIRILL: Может быть! Вы юрист, Ольга Петровна. «Может быть» — это не «да». Это риск. А мы каждый день живём с риском. Курс — риск. Банк — риск. Седжин может завтра поднять цену — тоже риск. Почему именно этот риск хуже всех остальных?</w:t>
-      </w:r>
-    </w:p>
-    <w:p>
-      <w:pPr>
-        <w:pStyle w:val="BodyText"/>
-      </w:pPr>
-      <w:r>
-        <w:t xml:space="preserve">IRINA: Потому что курс мы не выбираем. А этот риск — выбираем сами.</w:t>
-      </w:r>
-    </w:p>
-    <w:p>
-      <w:pPr>
-        <w:pStyle w:val="BodyText"/>
-      </w:pPr>
-      <w:r>
-        <w:t xml:space="preserve">KIRILL: Ирина Сергеевна, вы вчера сами сказали: цифры верны.</w:t>
-      </w:r>
-    </w:p>
-    <w:p>
-      <w:pPr>
-        <w:pStyle w:val="BodyText"/>
-      </w:pPr>
-      <w:r>
-        <w:t xml:space="preserve">IRINA: Цифры вчерашнего предложения. Сегодняшние — тоже. Мнение — то же. Нет.</w:t>
-      </w:r>
-    </w:p>
-    <w:p>
-      <w:pPr>
-        <w:pStyle w:val="BodyText"/>
-      </w:pPr>
-      <w:r>
-        <w:t xml:space="preserve">KIRILL: Тогда у нас два «нет» и одно «да». Дима?</w:t>
-      </w:r>
-    </w:p>
-    <w:p>
-      <w:pPr>
-        <w:pStyle w:val="BodyText"/>
-      </w:pPr>
-      <w:r>
-        <w:t xml:space="preserve">DIMA: Я… Я не знаю. Мои шесть боятся мая. Женя плакала. Я не хочу, чтобы они боялись.</w:t>
-      </w:r>
-    </w:p>
-    <w:p>
-      <w:pPr>
-        <w:pStyle w:val="BodyText"/>
-      </w:pPr>
-      <w:r>
-        <w:t xml:space="preserve">KIRILL: Алексей Николаевич, а вы? Вы молчите с начала. Это тоже ответ?</w:t>
-      </w:r>
-    </w:p>
-    <w:p>
-      <w:pPr>
-        <w:pStyle w:val="BodyText"/>
-      </w:pPr>
-      <w:r>
-        <w:t xml:space="preserve">ALEKSEY: Нет. Это значит: я слушаю. До пятницы. Я сказал Глебу — пятница.</w:t>
-      </w:r>
-    </w:p>
-    <w:p>
-      <w:pPr>
-        <w:pStyle w:val="BodyText"/>
-      </w:pPr>
-      <w:r>
-        <w:t xml:space="preserve">KIRILL: Вы сказали Зайцеву. Глебу вы ничего не сказали. Он ждёт.</w:t>
-      </w:r>
-    </w:p>
-    <w:p>
-      <w:pPr>
-        <w:pStyle w:val="BodyText"/>
-      </w:pPr>
-      <w:r>
-        <w:t xml:space="preserve">OLGA: Пусть ждёт. Ожидание — тоже информация. Он не любит ждать. Мы увидим, что он сделает.</w:t>
-      </w:r>
-    </w:p>
-    <w:p>
-      <w:pPr>
-        <w:pStyle w:val="BodyText"/>
-      </w:pPr>
-      <w:r>
-        <w:t xml:space="preserve">KIRILL: А если он уйдёт к Волкову?</w:t>
-      </w:r>
-    </w:p>
-    <w:p>
-      <w:pPr>
-        <w:pStyle w:val="BodyText"/>
-      </w:pPr>
-      <w:r>
-        <w:t xml:space="preserve">ALEKSEY: Тогда это будет проблема Волкова.</w:t>
-      </w:r>
-    </w:p>
-    <w:p>
-      <w:pPr>
-        <w:pStyle w:val="BodyText"/>
-      </w:pPr>
-      <w:r>
-        <w:t xml:space="preserve">KIRILL: А если Волков согласится? И получит десять миллионов? И не будет списка у Волкова?</w:t>
-      </w:r>
-    </w:p>
-    <w:p>
-      <w:pPr>
-        <w:pStyle w:val="BodyText"/>
-      </w:pPr>
-      <w:r>
-        <w:t xml:space="preserve">IRINA: Тогда через год у Волкова будет не список. Будет уголовное дело. Я видела, как это выглядит в отчётах.</w:t>
-      </w:r>
-    </w:p>
-    <w:p>
-      <w:pPr>
-        <w:pStyle w:val="BodyText"/>
-      </w:pPr>
-      <w:r>
-        <w:t xml:space="preserve">KIRILL: Вы все видели. Суды, отчёты, проверки. А я видел Женю вчера в коридоре.</w:t>
-      </w:r>
-    </w:p>
-    <w:p>
-      <w:pPr>
-        <w:pStyle w:val="BodyText"/>
-      </w:pPr>
-      <w:r>
-        <w:t xml:space="preserve">ALEKSEY: Хорошо, Кирилл. Записали. Перерыв. Десять минут. Всем — воды. И не разговаривать в коридоре.</w:t>
+        <w:t xml:space="preserve">KIRILL: Может быть! Вы юрист, Ольга Петровна, и вы знаете, что «может быть» — это не «да», а риск. А мы каждый день живём с риском: курс — риск, банк — риск, и если Седжин завтра поднимет цену, это тоже риск. Почему именно этот риск хуже всех остальных?</w:t>
+      </w:r>
+    </w:p>
+    <w:p>
+      <w:pPr>
+        <w:pStyle w:val="BodyText"/>
+      </w:pPr>
+      <w:r>
+        <w:t xml:space="preserve">IRINA: Потому что курс мы не выбираем, а этот риск выбираем сами, своими руками.</w:t>
+      </w:r>
+    </w:p>
+    <w:p>
+      <w:pPr>
+        <w:pStyle w:val="BodyText"/>
+      </w:pPr>
+      <w:r>
+        <w:t xml:space="preserve">KIRILL: Ирина Сергеевна, но вы же вчера сами сказали, что цифры верны.</w:t>
+      </w:r>
+    </w:p>
+    <w:p>
+      <w:pPr>
+        <w:pStyle w:val="BodyText"/>
+      </w:pPr>
+      <w:r>
+        <w:t xml:space="preserve">IRINA: Это были цифры вчерашнего предложения. Сегодняшние цифры тоже верны, но мнение то же самое: нет.</w:t>
+      </w:r>
+    </w:p>
+    <w:p>
+      <w:pPr>
+        <w:pStyle w:val="BodyText"/>
+      </w:pPr>
+      <w:r>
+        <w:t xml:space="preserve">KIRILL: Тогда у нас два «нет» и одно «да». Дима, а что скажешь ты?</w:t>
+      </w:r>
+    </w:p>
+    <w:p>
+      <w:pPr>
+        <w:pStyle w:val="BodyText"/>
+      </w:pPr>
+      <w:r>
+        <w:t xml:space="preserve">DIMA: Я… Я не знаю. Мои шестеро боятся мая, Женя плакала, и я не хочу, чтобы они боялись.</w:t>
+      </w:r>
+    </w:p>
+    <w:p>
+      <w:pPr>
+        <w:pStyle w:val="BodyText"/>
+      </w:pPr>
+      <w:r>
+        <w:t xml:space="preserve">KIRILL: Алексей Николаевич, а вы? Вы молчите с самого начала. Это тоже ответ?</w:t>
+      </w:r>
+    </w:p>
+    <w:p>
+      <w:pPr>
+        <w:pStyle w:val="BodyText"/>
+      </w:pPr>
+      <w:r>
+        <w:t xml:space="preserve">ALEKSEY: Нет, это значит, что я слушаю. Я буду слушать до пятницы, потому что я сказал Глебу — пятница.</w:t>
+      </w:r>
+    </w:p>
+    <w:p>
+      <w:pPr>
+        <w:pStyle w:val="BodyText"/>
+      </w:pPr>
+      <w:r>
+        <w:t xml:space="preserve">KIRILL: Вы сказали это Зайцеву, а Глебу вы ничего не сказали. И он ждёт.</w:t>
+      </w:r>
+    </w:p>
+    <w:p>
+      <w:pPr>
+        <w:pStyle w:val="BodyText"/>
+      </w:pPr>
+      <w:r>
+        <w:t xml:space="preserve">OLGA: Пусть ждёт. Ожидание — тоже информация. Он не любит ждать, и мы увидим, что он будет делать.</w:t>
+      </w:r>
+    </w:p>
+    <w:p>
+      <w:pPr>
+        <w:pStyle w:val="BodyText"/>
+      </w:pPr>
+      <w:r>
+        <w:t xml:space="preserve">KIRILL: А если он уйдёт со своим предложением к Волкову?</w:t>
+      </w:r>
+    </w:p>
+    <w:p>
+      <w:pPr>
+        <w:pStyle w:val="BodyText"/>
+      </w:pPr>
+      <w:r>
+        <w:t xml:space="preserve">ALEKSEY: Тогда это будет уже проблема Волкова, а не наша.</w:t>
+      </w:r>
+    </w:p>
+    <w:p>
+      <w:pPr>
+        <w:pStyle w:val="BodyText"/>
+      </w:pPr>
+      <w:r>
+        <w:t xml:space="preserve">KIRILL: А если Волков согласится, получит десять миллионов, и у Волкова не будет никакого списка?</w:t>
+      </w:r>
+    </w:p>
+    <w:p>
+      <w:pPr>
+        <w:pStyle w:val="BodyText"/>
+      </w:pPr>
+      <w:r>
+        <w:t xml:space="preserve">IRINA: Тогда через год у Волкова будет не список, а уголовное дело. Я видела, как это выглядит в отчётах.</w:t>
+      </w:r>
+    </w:p>
+    <w:p>
+      <w:pPr>
+        <w:pStyle w:val="BodyText"/>
+      </w:pPr>
+      <w:r>
+        <w:t xml:space="preserve">KIRILL: Вы все это видели: суды, отчёты, проверки. А я вчера видел в коридоре Женю.</w:t>
+      </w:r>
+    </w:p>
+    <w:p>
+      <w:pPr>
+        <w:pStyle w:val="BodyText"/>
+      </w:pPr>
+      <w:r>
+        <w:t xml:space="preserve">ALEKSEY: Хорошо, Кирилл, мы это записали. Теперь перерыв десять минут. Всем выпить воды, и не обсуждать ничего в коридоре.</w:t>
       </w:r>
     </w:p>
     <w:bookmarkEnd w:id="22"/>
@@ -1173,239 +1173,239 @@
         <w:pStyle w:val="FirstParagraph"/>
       </w:pPr>
       <w:r>
-        <w:t xml:space="preserve">BORIS: Алексей? Борис. Кирилл мне не звонил. Сразу говорю. Я узнал сам.</w:t>
-      </w:r>
-    </w:p>
-    <w:p>
-      <w:pPr>
-        <w:pStyle w:val="BodyText"/>
-      </w:pPr>
-      <w:r>
-        <w:t xml:space="preserve">ALEKSEY: От кого, Борис Игоревич?</w:t>
-      </w:r>
-    </w:p>
-    <w:p>
-      <w:pPr>
-        <w:pStyle w:val="BodyText"/>
-      </w:pPr>
-      <w:r>
-        <w:t xml:space="preserve">BORIS: Москва маленькая. Глеб Арсеньев звонил моему старому знакомому. Искал «подход к Ланскому». Нашёл.</w:t>
-      </w:r>
-    </w:p>
-    <w:p>
-      <w:pPr>
-        <w:pStyle w:val="BodyText"/>
-      </w:pPr>
-      <w:r>
-        <w:t xml:space="preserve">ALEKSEY: Он хочет, чтобы вы на меня надавили?</w:t>
-      </w:r>
-    </w:p>
-    <w:p>
-      <w:pPr>
-        <w:pStyle w:val="BodyText"/>
-      </w:pPr>
-      <w:r>
-        <w:t xml:space="preserve">BORIS: Он хочет. Я не хочу. Я звоню сказать другое.</w:t>
-      </w:r>
-    </w:p>
-    <w:p>
-      <w:pPr>
-        <w:pStyle w:val="BodyText"/>
-      </w:pPr>
-      <w:r>
-        <w:t xml:space="preserve">ALEKSEY: Слушаю.</w:t>
-      </w:r>
-    </w:p>
-    <w:p>
-      <w:pPr>
-        <w:pStyle w:val="BodyText"/>
-      </w:pPr>
-      <w:r>
-        <w:t xml:space="preserve">BORIS: В девяносто девятом мне предлагали то же самое. Не гель — лекарства. Индийские. Дешёвые. Наша упаковка. Я отказался. Потерял два города из семи. Помните, я рассказывал? Я не рассказал главное. Тот, кто согласился, через три года купил мои два города. И ещё четыре.</w:t>
-      </w:r>
-    </w:p>
-    <w:p>
-      <w:pPr>
-        <w:pStyle w:val="BodyText"/>
-      </w:pPr>
-      <w:r>
-        <w:t xml:space="preserve">ALEKSEY: Он выиграл?</w:t>
-      </w:r>
-    </w:p>
-    <w:p>
-      <w:pPr>
-        <w:pStyle w:val="BodyText"/>
-      </w:pPr>
-      <w:r>
-        <w:t xml:space="preserve">BORIS: Пять лет выигрывал. Машины, дача, ресторан на Тверской. На шестой год — его взяли. Девочка в Самаре ослепла на один глаз. Всё забрали. Его города потом купил я. По дешёвке. Не горжусь этим. Но купил. Вот так это кончается.</w:t>
-      </w:r>
-    </w:p>
-    <w:p>
-      <w:pPr>
-        <w:pStyle w:val="BodyText"/>
-      </w:pPr>
-      <w:r>
-        <w:t xml:space="preserve">ALEKSEY: Значит, вы советуете отказаться.</w:t>
-      </w:r>
-    </w:p>
-    <w:p>
-      <w:pPr>
-        <w:pStyle w:val="BodyText"/>
-      </w:pPr>
-      <w:r>
-        <w:t xml:space="preserve">BORIS: Не советую. Я инвестор, не директор. Напоминаю: пять лет — это долго.</w:t>
-      </w:r>
-    </w:p>
-    <w:p>
-      <w:pPr>
-        <w:pStyle w:val="BodyText"/>
-      </w:pPr>
-      <w:r>
-        <w:t xml:space="preserve">ALEKSEY: Вы говорите, что понимаете Кирилла.</w:t>
-      </w:r>
-    </w:p>
-    <w:p>
-      <w:pPr>
-        <w:pStyle w:val="BodyText"/>
-      </w:pPr>
-      <w:r>
-        <w:t xml:space="preserve">BORIS: Я говорю, что Кирилл — мой племянник, и я его люблю. И он прав в одном: деньги нужны. Он не прав в другом. Он думает, что эти деньги — помощь. Это кредит. Самый дорогой в мире. Его потом отдают. Всю жизнь. Иногда — не своей.</w:t>
-      </w:r>
-    </w:p>
-    <w:p>
-      <w:pPr>
-        <w:pStyle w:val="BodyText"/>
-      </w:pPr>
-      <w:r>
-        <w:t xml:space="preserve">ALEKSEY: Спасибо, Борис Игоревич.</w:t>
-      </w:r>
-    </w:p>
-    <w:p>
-      <w:pPr>
-        <w:pStyle w:val="BodyText"/>
-      </w:pPr>
-      <w:r>
-        <w:t xml:space="preserve">BORIS: Не за что. И не говорите Кириллу, что я звонил. Пусть решает сам. Он уже взрослый.</w:t>
-      </w:r>
-    </w:p>
-    <w:p>
-      <w:pPr>
-        <w:pStyle w:val="BodyText"/>
-      </w:pPr>
-      <w:r>
-        <w:t xml:space="preserve">KORNILOVA: Алексей Николаевич! Вы закончили? Мне Дима рассказал. Про второе предложение. Это правда?</w:t>
-      </w:r>
-    </w:p>
-    <w:p>
-      <w:pPr>
-        <w:pStyle w:val="BodyText"/>
-      </w:pPr>
-      <w:r>
-        <w:t xml:space="preserve">ALEKSEY: Правда. Вы хотите сказать своё мнение?</w:t>
-      </w:r>
-    </w:p>
-    <w:p>
-      <w:pPr>
-        <w:pStyle w:val="BodyText"/>
-      </w:pPr>
-      <w:r>
-        <w:t xml:space="preserve">KORNILOVA: Не мнение. Условие. Его гель в нашем центре — я ухожу. В тот же день.</w:t>
-      </w:r>
-    </w:p>
-    <w:p>
-      <w:pPr>
-        <w:pStyle w:val="BodyText"/>
-      </w:pPr>
-      <w:r>
-        <w:t xml:space="preserve">ALEKSEY: Даже если он зарегистрирован? Через полтора года?</w:t>
-      </w:r>
-    </w:p>
-    <w:p>
-      <w:pPr>
-        <w:pStyle w:val="BodyText"/>
-      </w:pPr>
-      <w:r>
-        <w:t xml:space="preserve">KORNILOVA: Через полтора года — поговорим. Я учу врачей колоть то, что я знаю. Знаю состав. Знаю завод. Знаю, что делать, если плохо. Его гель я не знаю. И он не хочет, чтобы я знала.</w:t>
-      </w:r>
-    </w:p>
-    <w:p>
-      <w:pPr>
-        <w:pStyle w:val="BodyText"/>
-      </w:pPr>
-      <w:r>
-        <w:t xml:space="preserve">ALEKSEY: Почему вы так думаете?</w:t>
-      </w:r>
-    </w:p>
-    <w:p>
-      <w:pPr>
-        <w:pStyle w:val="BodyText"/>
-      </w:pPr>
-      <w:r>
-        <w:t xml:space="preserve">KORNILOVA: Потому что он прислал документы? Нет. Состав? Нет. Завод, адрес, протоколы испытаний? Нет. Он оставил коробку на столе в кафе. Без сертификата. Человек, который хочет, чтобы я знала, присылает бумаги. А человек, который не хочет, — оставляет коробку и уходит.</w:t>
-      </w:r>
-    </w:p>
-    <w:p>
-      <w:pPr>
-        <w:pStyle w:val="BodyText"/>
-      </w:pPr>
-      <w:r>
-        <w:t xml:space="preserve">ALEKSEY: Кирилл скажет: это эмоции.</w:t>
-      </w:r>
-    </w:p>
-    <w:p>
-      <w:pPr>
-        <w:pStyle w:val="BodyText"/>
-      </w:pPr>
-      <w:r>
-        <w:t xml:space="preserve">KORNILOVA: Кирилл сдал экзамен с третьей попытки. Две ошибки в анатомии. Скажите ему: это не эмоции. Это анатомия.</w:t>
-      </w:r>
-    </w:p>
-    <w:p>
-      <w:pPr>
-        <w:pStyle w:val="BodyText"/>
-      </w:pPr>
-      <w:r>
-        <w:t xml:space="preserve">ALEKSEY: Скажу. Своими словами.</w:t>
-      </w:r>
-    </w:p>
-    <w:p>
-      <w:pPr>
-        <w:pStyle w:val="BodyText"/>
-      </w:pPr>
-      <w:r>
-        <w:t xml:space="preserve">KORNILOVA: Своими не надо. Моими. Он запомнит.</w:t>
-      </w:r>
-    </w:p>
-    <w:p>
-      <w:pPr>
-        <w:pStyle w:val="BodyText"/>
-      </w:pPr>
-      <w:r>
-        <w:t xml:space="preserve">ALEKSEY: Доктор, а если в мае — список? Пятнадцать. Двое ваших тренеров.</w:t>
-      </w:r>
-    </w:p>
-    <w:p>
-      <w:pPr>
-        <w:pStyle w:val="BodyText"/>
-      </w:pPr>
-      <w:r>
-        <w:t xml:space="preserve">KORNILOVA: Тогда я пойду в список первой. Вместо них. Я старая. Меня возьмут в любую клинику.</w:t>
-      </w:r>
-    </w:p>
-    <w:p>
-      <w:pPr>
-        <w:pStyle w:val="BodyText"/>
-      </w:pPr>
-      <w:r>
-        <w:t xml:space="preserve">ALEKSEY: Вы серьёзно?</w:t>
-      </w:r>
-    </w:p>
-    <w:p>
-      <w:pPr>
-        <w:pStyle w:val="BodyText"/>
-      </w:pPr>
-      <w:r>
-        <w:t xml:space="preserve">KORNILOVA: Я никогда не шучу про две вещи. Про анатомию и про людей.</w:t>
+        <w:t xml:space="preserve">BORIS: Алексей? Это Борис. Сразу говорю: Кирилл мне не звонил, я узнал всё сам.</w:t>
+      </w:r>
+    </w:p>
+    <w:p>
+      <w:pPr>
+        <w:pStyle w:val="BodyText"/>
+      </w:pPr>
+      <w:r>
+        <w:t xml:space="preserve">ALEKSEY: От кого же вы узнали, Борис Игоревич?</w:t>
+      </w:r>
+    </w:p>
+    <w:p>
+      <w:pPr>
+        <w:pStyle w:val="BodyText"/>
+      </w:pPr>
+      <w:r>
+        <w:t xml:space="preserve">BORIS: Москва маленькая. Глеб Арсеньев звонил моему старому знакомому и искал «подход к Ланскому». И нашёл.</w:t>
+      </w:r>
+    </w:p>
+    <w:p>
+      <w:pPr>
+        <w:pStyle w:val="BodyText"/>
+      </w:pPr>
+      <w:r>
+        <w:t xml:space="preserve">ALEKSEY: Он хочет, чтобы вы на меня надавили, верно?</w:t>
+      </w:r>
+    </w:p>
+    <w:p>
+      <w:pPr>
+        <w:pStyle w:val="BodyText"/>
+      </w:pPr>
+      <w:r>
+        <w:t xml:space="preserve">BORIS: Он этого хочет, а я не хочу. Я звоню, чтобы сказать совсем другое.</w:t>
+      </w:r>
+    </w:p>
+    <w:p>
+      <w:pPr>
+        <w:pStyle w:val="BodyText"/>
+      </w:pPr>
+      <w:r>
+        <w:t xml:space="preserve">ALEKSEY: Слушаю вас, Борис Игоревич, внимательно.</w:t>
+      </w:r>
+    </w:p>
+    <w:p>
+      <w:pPr>
+        <w:pStyle w:val="BodyText"/>
+      </w:pPr>
+      <w:r>
+        <w:t xml:space="preserve">BORIS: В девяносто девятом мне предлагали то же самое, только не гель, а лекарства: индийские, дешёвые, в нашей упаковке. Я отказался и потерял два города из семи, помните, я рассказывал? Но главного я не рассказал. Тот, кто тогда согласился, через три года купил мои два города и ещё четыре.</w:t>
+      </w:r>
+    </w:p>
+    <w:p>
+      <w:pPr>
+        <w:pStyle w:val="BodyText"/>
+      </w:pPr>
+      <w:r>
+        <w:t xml:space="preserve">ALEKSEY: Значит, в итоге он выиграл?</w:t>
+      </w:r>
+    </w:p>
+    <w:p>
+      <w:pPr>
+        <w:pStyle w:val="BodyText"/>
+      </w:pPr>
+      <w:r>
+        <w:t xml:space="preserve">BORIS: Пять лет выигрывал: машины, дача, ресторан на Тверской. А на шестой год его взяли, потому что девочка в Самаре ослепла на один глаз. У него всё забрали, а его города потом купил я, по дешёвке. Я этим не горжусь, но купил. Вот так это кончается, Алексей.</w:t>
+      </w:r>
+    </w:p>
+    <w:p>
+      <w:pPr>
+        <w:pStyle w:val="BodyText"/>
+      </w:pPr>
+      <w:r>
+        <w:t xml:space="preserve">ALEKSEY: Значит, вы советуете мне отказаться от предложения.</w:t>
+      </w:r>
+    </w:p>
+    <w:p>
+      <w:pPr>
+        <w:pStyle w:val="BodyText"/>
+      </w:pPr>
+      <w:r>
+        <w:t xml:space="preserve">BORIS: Не советую, потому что я инвестор, не директор. Я только напоминаю, что пять лет — это долго.</w:t>
+      </w:r>
+    </w:p>
+    <w:p>
+      <w:pPr>
+        <w:pStyle w:val="BodyText"/>
+      </w:pPr>
+      <w:r>
+        <w:t xml:space="preserve">ALEKSEY: Вы говорите так, как будто понимаете Кирилла.</w:t>
+      </w:r>
+    </w:p>
+    <w:p>
+      <w:pPr>
+        <w:pStyle w:val="BodyText"/>
+      </w:pPr>
+      <w:r>
+        <w:t xml:space="preserve">BORIS: Я говорю, что Кирилл — мой племянник и я его люблю. В одном он прав: деньги нужны. А в другом не прав: он думает, что эти деньги — помощь. Это кредит, самый дорогой в мире. Его потом отдают всю жизнь, и иногда не своей жизнью.</w:t>
+      </w:r>
+    </w:p>
+    <w:p>
+      <w:pPr>
+        <w:pStyle w:val="BodyText"/>
+      </w:pPr>
+      <w:r>
+        <w:t xml:space="preserve">ALEKSEY: Спасибо вам, Борис Игоревич, за честный рассказ.</w:t>
+      </w:r>
+    </w:p>
+    <w:p>
+      <w:pPr>
+        <w:pStyle w:val="BodyText"/>
+      </w:pPr>
+      <w:r>
+        <w:t xml:space="preserve">BORIS: Не за что. И не говорите Кириллу, что я звонил. Пусть решает сам, он уже взрослый.</w:t>
+      </w:r>
+    </w:p>
+    <w:p>
+      <w:pPr>
+        <w:pStyle w:val="BodyText"/>
+      </w:pPr>
+      <w:r>
+        <w:t xml:space="preserve">KORNILOVA: Алексей Николаевич, вы закончили? Мне Дима рассказал про второе предложение. Это правда?</w:t>
+      </w:r>
+    </w:p>
+    <w:p>
+      <w:pPr>
+        <w:pStyle w:val="BodyText"/>
+      </w:pPr>
+      <w:r>
+        <w:t xml:space="preserve">ALEKSEY: Правда. Вы хотите сказать, что вы об этом думаете?</w:t>
+      </w:r>
+    </w:p>
+    <w:p>
+      <w:pPr>
+        <w:pStyle w:val="BodyText"/>
+      </w:pPr>
+      <w:r>
+        <w:t xml:space="preserve">KORNILOVA: Не мнение. Условие. Если его гель появится в нашем центре, я ухожу в тот же день.</w:t>
+      </w:r>
+    </w:p>
+    <w:p>
+      <w:pPr>
+        <w:pStyle w:val="BodyText"/>
+      </w:pPr>
+      <w:r>
+        <w:t xml:space="preserve">ALEKSEY: Даже если он будет зарегистрирован, через полтора года?</w:t>
+      </w:r>
+    </w:p>
+    <w:p>
+      <w:pPr>
+        <w:pStyle w:val="BodyText"/>
+      </w:pPr>
+      <w:r>
+        <w:t xml:space="preserve">KORNILOVA: Через полтора года поговорим. Я учу врачей колоть то, что я знаю: знаю состав, знаю завод и знаю, что делать, если станет плохо. Его гель я не знаю, и он не хочет, чтобы я его знала.</w:t>
+      </w:r>
+    </w:p>
+    <w:p>
+      <w:pPr>
+        <w:pStyle w:val="BodyText"/>
+      </w:pPr>
+      <w:r>
+        <w:t xml:space="preserve">ALEKSEY: Почему вы так думаете, Елена Викторовна?</w:t>
+      </w:r>
+    </w:p>
+    <w:p>
+      <w:pPr>
+        <w:pStyle w:val="BodyText"/>
+      </w:pPr>
+      <w:r>
+        <w:t xml:space="preserve">KORNILOVA: Он прислал документы? Нет. Состав? Нет. Завод, адрес, протоколы испытаний? Тоже нет. Он оставил коробку на столе в кафе, без сертификата. Человек, который хочет, чтобы я знала, присылает бумаги. А человек, который не хочет, оставляет коробку и уходит.</w:t>
+      </w:r>
+    </w:p>
+    <w:p>
+      <w:pPr>
+        <w:pStyle w:val="BodyText"/>
+      </w:pPr>
+      <w:r>
+        <w:t xml:space="preserve">ALEKSEY: Кирилл скажет, что это просто эмоции.</w:t>
+      </w:r>
+    </w:p>
+    <w:p>
+      <w:pPr>
+        <w:pStyle w:val="BodyText"/>
+      </w:pPr>
+      <w:r>
+        <w:t xml:space="preserve">KORNILOVA: Кирилл сдал экзамен с третьей попытки, у него было две ошибки в анатомии. Скажите ему: это не эмоции, это анатомия.</w:t>
+      </w:r>
+    </w:p>
+    <w:p>
+      <w:pPr>
+        <w:pStyle w:val="BodyText"/>
+      </w:pPr>
+      <w:r>
+        <w:t xml:space="preserve">ALEKSEY: Хорошо, я ему скажу, своими словами.</w:t>
+      </w:r>
+    </w:p>
+    <w:p>
+      <w:pPr>
+        <w:pStyle w:val="BodyText"/>
+      </w:pPr>
+      <w:r>
+        <w:t xml:space="preserve">KORNILOVA: Своими не надо, скажите моими. Тогда он точно запомнит.</w:t>
+      </w:r>
+    </w:p>
+    <w:p>
+      <w:pPr>
+        <w:pStyle w:val="BodyText"/>
+      </w:pPr>
+      <w:r>
+        <w:t xml:space="preserve">ALEKSEY: Доктор, а если в мае будет список? Пятнадцать человек, и среди них двое ваших тренеров.</w:t>
+      </w:r>
+    </w:p>
+    <w:p>
+      <w:pPr>
+        <w:pStyle w:val="BodyText"/>
+      </w:pPr>
+      <w:r>
+        <w:t xml:space="preserve">KORNILOVA: Тогда я пойду в список первой, вместо них. Я старая, меня возьмут в любую клинику.</w:t>
+      </w:r>
+    </w:p>
+    <w:p>
+      <w:pPr>
+        <w:pStyle w:val="BodyText"/>
+      </w:pPr>
+      <w:r>
+        <w:t xml:space="preserve">ALEKSEY: Вы это серьёзно, Елена Викторовна?</w:t>
+      </w:r>
+    </w:p>
+    <w:p>
+      <w:pPr>
+        <w:pStyle w:val="BodyText"/>
+      </w:pPr>
+      <w:r>
+        <w:t xml:space="preserve">KORNILOVA: Я никогда не шучу про две вещи: про анатомию и про людей.</w:t>
       </w:r>
     </w:p>
     <w:bookmarkEnd w:id="23"/>
@@ -1423,199 +1423,199 @@
         <w:pStyle w:val="FirstParagraph"/>
       </w:pPr>
       <w:r>
-        <w:t xml:space="preserve">OLGA: Новость. Зайцев проверил. Ни одной заявки на регистрацию от «Альфа-Дерма». Ни сейчас, ни раньше. Никогда.</w:t>
-      </w:r>
-    </w:p>
-    <w:p>
-      <w:pPr>
-        <w:pStyle w:val="BodyText"/>
-      </w:pPr>
-      <w:r>
-        <w:t xml:space="preserve">KIRILL: Он сказал — подаст. После договора.</w:t>
-      </w:r>
-    </w:p>
-    <w:p>
-      <w:pPr>
-        <w:pStyle w:val="BodyText"/>
-      </w:pPr>
-      <w:r>
-        <w:t xml:space="preserve">OLGA: Он сказал. И ещё одно. Жалоба в Росздравнадзор. Тверь. Февраль. Пациентка. Узлы после геля. Клиника купила у «Альфа-Дерма».</w:t>
-      </w:r>
-    </w:p>
-    <w:p>
-      <w:pPr>
-        <w:pStyle w:val="BodyText"/>
-      </w:pPr>
-      <w:r>
-        <w:t xml:space="preserve">IRINA: Тверь. Это та территория, где у нас нет дистрибьютора. Где он хотел «тестировать рынок».</w:t>
-      </w:r>
-    </w:p>
-    <w:p>
-      <w:pPr>
-        <w:pStyle w:val="BodyText"/>
-      </w:pPr>
-      <w:r>
-        <w:t xml:space="preserve">KIRILL: Он уже тестирует. До нас.</w:t>
-      </w:r>
-    </w:p>
-    <w:p>
-      <w:pPr>
-        <w:pStyle w:val="BodyText"/>
-      </w:pPr>
-      <w:r>
-        <w:t xml:space="preserve">OLGA: Уже. И если мы подпишем — следующая жалоба придёт на нашу линию. С нашими консультантами в договоре.</w:t>
-      </w:r>
-    </w:p>
-    <w:p>
-      <w:pPr>
-        <w:pStyle w:val="BodyText"/>
-      </w:pPr>
-      <w:r>
-        <w:t xml:space="preserve">KIRILL: Я не знал про Тверь.</w:t>
-      </w:r>
-    </w:p>
-    <w:p>
-      <w:pPr>
-        <w:pStyle w:val="BodyText"/>
-      </w:pPr>
-      <w:r>
-        <w:t xml:space="preserve">ALEKSEY: Никто не знал. Вчера. Сегодня — знаем.</w:t>
-      </w:r>
-    </w:p>
-    <w:p>
-      <w:pPr>
-        <w:pStyle w:val="BodyText"/>
-      </w:pPr>
-      <w:r>
-        <w:t xml:space="preserve">KIRILL: И всё равно. Десять миллионов. Я не говорю «давайте». Я говорю другое. Мы должны хотя бы сказать вслух, что нам нужны деньги. Очень нужны. А не делать вид, что честность бесплатная. Она платная. И платить будут не те, кто сидит в этой комнате.</w:t>
-      </w:r>
-    </w:p>
-    <w:p>
-      <w:pPr>
-        <w:pStyle w:val="BodyText"/>
-      </w:pPr>
-      <w:r>
-        <w:t xml:space="preserve">DIMA: Кирилл прав в этом. Честность не бесплатная. Она стоит пятнадцать человек. Может быть.</w:t>
-      </w:r>
-    </w:p>
-    <w:p>
-      <w:pPr>
-        <w:pStyle w:val="BodyText"/>
-      </w:pPr>
-      <w:r>
-        <w:t xml:space="preserve">OLGA: Может быть — не стоит. Мы ещё не знаем мая.</w:t>
-      </w:r>
-    </w:p>
-    <w:p>
-      <w:pPr>
-        <w:pStyle w:val="BodyText"/>
-      </w:pPr>
-      <w:r>
-        <w:t xml:space="preserve">KIRILL: Ольга Петровна, вы всегда знаете. А я — нет. Я менеджер. Я вижу людей, не законы.</w:t>
-      </w:r>
-    </w:p>
-    <w:p>
-      <w:pPr>
-        <w:pStyle w:val="BodyText"/>
-      </w:pPr>
-      <w:r>
-        <w:t xml:space="preserve">OLGA: Кирилл, я вижу и людей. Особенно тех, кто потом в суде говорит: «Я только консультировал».</w:t>
-      </w:r>
-    </w:p>
-    <w:p>
-      <w:pPr>
-        <w:pStyle w:val="BodyText"/>
-      </w:pPr>
-      <w:r>
-        <w:t xml:space="preserve">ALEKSEY: Хватит. Все сказали. Теперь я.</w:t>
-      </w:r>
-    </w:p>
-    <w:p>
-      <w:pPr>
-        <w:pStyle w:val="BodyText"/>
-      </w:pPr>
-      <w:r>
-        <w:t xml:space="preserve">IRINA: Говорите.</w:t>
-      </w:r>
-    </w:p>
-    <w:p>
-      <w:pPr>
-        <w:pStyle w:val="BodyText"/>
-      </w:pPr>
-      <w:r>
-        <w:t xml:space="preserve">ALEKSEY: Кирилл прав. Нам нужны деньги. Это правда. Я не буду делать вид, что это не так. Ольга права: это не те деньги. Доктор Корнилова сказала: если гель придёт в центр — она уйдёт. Борис Игоревич сказал: эти деньги потом отдают всю жизнь. Я с ними.</w:t>
-      </w:r>
-    </w:p>
-    <w:p>
-      <w:pPr>
-        <w:pStyle w:val="BodyText"/>
-      </w:pPr>
-      <w:r>
-        <w:t xml:space="preserve">KIRILL: Борис Игоревич? Дядя звонил вам?</w:t>
-      </w:r>
-    </w:p>
-    <w:p>
-      <w:pPr>
-        <w:pStyle w:val="BodyText"/>
-      </w:pPr>
-      <w:r>
-        <w:t xml:space="preserve">ALEKSEY: Звонил. Просил не говорить. Я не умею не говорить, когда речь о решении. Извини.</w:t>
-      </w:r>
-    </w:p>
-    <w:p>
-      <w:pPr>
-        <w:pStyle w:val="BodyText"/>
-      </w:pPr>
-      <w:r>
-        <w:t xml:space="preserve">KIRILL: И что он сказал? Что я ребёнок?</w:t>
-      </w:r>
-    </w:p>
-    <w:p>
-      <w:pPr>
-        <w:pStyle w:val="BodyText"/>
-      </w:pPr>
-      <w:r>
-        <w:t xml:space="preserve">ALEKSEY: Он сказал: Кирилл прав в одном. Деньги нужны. И что ты взрослый. Решай сам.</w:t>
-      </w:r>
-    </w:p>
-    <w:p>
-      <w:pPr>
-        <w:pStyle w:val="BodyText"/>
-      </w:pPr>
-      <w:r>
-        <w:t xml:space="preserve">KIRILL: Взрослый. Значит, я могу быть против. Я против вашего «нет». Официально. Запишите.</w:t>
-      </w:r>
-    </w:p>
-    <w:p>
-      <w:pPr>
-        <w:pStyle w:val="BodyText"/>
-      </w:pPr>
-      <w:r>
-        <w:t xml:space="preserve">IRINA: Записываю. «Сомов — против». С датой.</w:t>
-      </w:r>
-    </w:p>
-    <w:p>
-      <w:pPr>
-        <w:pStyle w:val="BodyText"/>
-      </w:pPr>
-      <w:r>
-        <w:t xml:space="preserve">ALEKSEY: Записывайте. Это не наказание, Кирилл. Это протокол. Если я ошибся — в мае все увидят, кто предупреждал.</w:t>
-      </w:r>
-    </w:p>
-    <w:p>
-      <w:pPr>
-        <w:pStyle w:val="BodyText"/>
-      </w:pPr>
-      <w:r>
-        <w:t xml:space="preserve">KIRILL: Если в мае будет список — я не хочу быть прав.</w:t>
-      </w:r>
-    </w:p>
-    <w:p>
-      <w:pPr>
-        <w:pStyle w:val="BodyText"/>
-      </w:pPr>
-      <w:r>
-        <w:t xml:space="preserve">OLGA: Никто не хочет. Это и есть команда, Кирилл. Когда никто не хочет быть правым.</w:t>
+        <w:t xml:space="preserve">OLGA: У меня новость. Зайцев проверил: от «Альфа-Дерма» нет ни одной заявки на регистрацию — ни сейчас, ни раньше, вообще никогда.</w:t>
+      </w:r>
+    </w:p>
+    <w:p>
+      <w:pPr>
+        <w:pStyle w:val="BodyText"/>
+      </w:pPr>
+      <w:r>
+        <w:t xml:space="preserve">KIRILL: Но он сказал, что подаст заявку после договора.</w:t>
+      </w:r>
+    </w:p>
+    <w:p>
+      <w:pPr>
+        <w:pStyle w:val="BodyText"/>
+      </w:pPr>
+      <w:r>
+        <w:t xml:space="preserve">OLGA: Это он так сказал. И ещё одно: жалоба в Росздравнадзор из Твери, февраль. У пациентки узлы после геля, и клиника купила его у «Альфа-Дерма».</w:t>
+      </w:r>
+    </w:p>
+    <w:p>
+      <w:pPr>
+        <w:pStyle w:val="BodyText"/>
+      </w:pPr>
+      <w:r>
+        <w:t xml:space="preserve">IRINA: Тверь — это как раз та территория, где у нас нет дистрибьютора и где он хотел «тестировать рынок».</w:t>
+      </w:r>
+    </w:p>
+    <w:p>
+      <w:pPr>
+        <w:pStyle w:val="BodyText"/>
+      </w:pPr>
+      <w:r>
+        <w:t xml:space="preserve">KIRILL: Значит, он уже тестирует, ещё до нас.</w:t>
+      </w:r>
+    </w:p>
+    <w:p>
+      <w:pPr>
+        <w:pStyle w:val="BodyText"/>
+      </w:pPr>
+      <w:r>
+        <w:t xml:space="preserve">OLGA: Уже. И если мы подпишем, следующая жалоба придёт на нашу линию, а в договоре будут наши консультанты.</w:t>
+      </w:r>
+    </w:p>
+    <w:p>
+      <w:pPr>
+        <w:pStyle w:val="BodyText"/>
+      </w:pPr>
+      <w:r>
+        <w:t xml:space="preserve">KIRILL: Я ничего не знал про Тверь, честное слово.</w:t>
+      </w:r>
+    </w:p>
+    <w:p>
+      <w:pPr>
+        <w:pStyle w:val="BodyText"/>
+      </w:pPr>
+      <w:r>
+        <w:t xml:space="preserve">ALEKSEY: Вчера никто не знал, а сегодня мы знаем, и это меняет дело.</w:t>
+      </w:r>
+    </w:p>
+    <w:p>
+      <w:pPr>
+        <w:pStyle w:val="BodyText"/>
+      </w:pPr>
+      <w:r>
+        <w:t xml:space="preserve">KIRILL: И всё равно. Десять миллионов. Я не говорю «давайте». Я говорю другое. Мы должны хотя бы сказать вслух, что нам нужны деньги. Очень нужны. А не делать вид, что честность бесплатная. Она платная. И платить будут не те, кто сидит в этой комнате, а те, чьи имена окажутся в майском списке.</w:t>
+      </w:r>
+    </w:p>
+    <w:p>
+      <w:pPr>
+        <w:pStyle w:val="BodyText"/>
+      </w:pPr>
+      <w:r>
+        <w:t xml:space="preserve">DIMA: В этом Кирилл прав: честность не бесплатная. Возможно, она стоит пятнадцать человек.</w:t>
+      </w:r>
+    </w:p>
+    <w:p>
+      <w:pPr>
+        <w:pStyle w:val="BodyText"/>
+      </w:pPr>
+      <w:r>
+        <w:t xml:space="preserve">OLGA: А возможно, и не стоит, ведь мы ещё не знаем, каким будет май.</w:t>
+      </w:r>
+    </w:p>
+    <w:p>
+      <w:pPr>
+        <w:pStyle w:val="BodyText"/>
+      </w:pPr>
+      <w:r>
+        <w:t xml:space="preserve">KIRILL: Ольга Петровна, вы всегда всё знаете, а я нет. Я менеджер, и я вижу людей, а не законы.</w:t>
+      </w:r>
+    </w:p>
+    <w:p>
+      <w:pPr>
+        <w:pStyle w:val="BodyText"/>
+      </w:pPr>
+      <w:r>
+        <w:t xml:space="preserve">OLGA: Кирилл, я тоже вижу людей, особенно тех, кто потом в суде говорит: «Я только консультировал».</w:t>
+      </w:r>
+    </w:p>
+    <w:p>
+      <w:pPr>
+        <w:pStyle w:val="BodyText"/>
+      </w:pPr>
+      <w:r>
+        <w:t xml:space="preserve">ALEKSEY: Хватит. Все высказались, теперь моя очередь.</w:t>
+      </w:r>
+    </w:p>
+    <w:p>
+      <w:pPr>
+        <w:pStyle w:val="BodyText"/>
+      </w:pPr>
+      <w:r>
+        <w:t xml:space="preserve">IRINA: Говорите, Алексей. Мы слушаем.</w:t>
+      </w:r>
+    </w:p>
+    <w:p>
+      <w:pPr>
+        <w:pStyle w:val="BodyText"/>
+      </w:pPr>
+      <w:r>
+        <w:t xml:space="preserve">ALEKSEY: Кирилл прав: нам нужны деньги, это правда, и я не буду делать вид, что это не так. Но Ольга тоже права: это не те деньги. Доктор Корнилова сказала, что если гель придёт в центр, она уйдёт. Борис Игоревич сказал, что такие деньги потом отдают всю жизнь. Я с ними.</w:t>
+      </w:r>
+    </w:p>
+    <w:p>
+      <w:pPr>
+        <w:pStyle w:val="BodyText"/>
+      </w:pPr>
+      <w:r>
+        <w:t xml:space="preserve">KIRILL: Борис Игоревич? Это что, дядя вам звонил?</w:t>
+      </w:r>
+    </w:p>
+    <w:p>
+      <w:pPr>
+        <w:pStyle w:val="BodyText"/>
+      </w:pPr>
+      <w:r>
+        <w:t xml:space="preserve">ALEKSEY: Звонил и просил тебе не говорить. Но я не умею молчать, когда речь идёт о решении. Извини.</w:t>
+      </w:r>
+    </w:p>
+    <w:p>
+      <w:pPr>
+        <w:pStyle w:val="BodyText"/>
+      </w:pPr>
+      <w:r>
+        <w:t xml:space="preserve">KIRILL: И что он сказал? Что я ещё ребёнок?</w:t>
+      </w:r>
+    </w:p>
+    <w:p>
+      <w:pPr>
+        <w:pStyle w:val="BodyText"/>
+      </w:pPr>
+      <w:r>
+        <w:t xml:space="preserve">ALEKSEY: Он сказал, что в одном ты прав: деньги нужны. И что ты взрослый, поэтому решай сам.</w:t>
+      </w:r>
+    </w:p>
+    <w:p>
+      <w:pPr>
+        <w:pStyle w:val="BodyText"/>
+      </w:pPr>
+      <w:r>
+        <w:t xml:space="preserve">KIRILL: Взрослый — значит, я могу быть против. Я против вашего «нет», официально. Запишите, пожалуйста.</w:t>
+      </w:r>
+    </w:p>
+    <w:p>
+      <w:pPr>
+        <w:pStyle w:val="BodyText"/>
+      </w:pPr>
+      <w:r>
+        <w:t xml:space="preserve">IRINA: Записываю: «Сомов — против», с сегодняшней датой.</w:t>
+      </w:r>
+    </w:p>
+    <w:p>
+      <w:pPr>
+        <w:pStyle w:val="BodyText"/>
+      </w:pPr>
+      <w:r>
+        <w:t xml:space="preserve">ALEKSEY: Записывайте. Это не наказание, Кирилл, это протокол. Если я ошибся, в мае все увидят, кто предупреждал.</w:t>
+      </w:r>
+    </w:p>
+    <w:p>
+      <w:pPr>
+        <w:pStyle w:val="BodyText"/>
+      </w:pPr>
+      <w:r>
+        <w:t xml:space="preserve">KIRILL: Если в мае будет список, я не хочу оказаться правым.</w:t>
+      </w:r>
+    </w:p>
+    <w:p>
+      <w:pPr>
+        <w:pStyle w:val="BodyText"/>
+      </w:pPr>
+      <w:r>
+        <w:t xml:space="preserve">OLGA: Никто не хочет. Это и есть команда, Кирилл: когда никто не хочет быть правым.</w:t>
       </w:r>
     </w:p>
     <w:bookmarkEnd w:id="24"/>
@@ -1633,119 +1633,119 @@
         <w:pStyle w:val="FirstParagraph"/>
       </w:pPr>
       <w:r>
-        <w:t xml:space="preserve">ALEKSEY: Кирилл? Ты меня ждал? Замёрз?</w:t>
-      </w:r>
-    </w:p>
-    <w:p>
-      <w:pPr>
-        <w:pStyle w:val="BodyText"/>
-      </w:pPr>
-      <w:r>
-        <w:t xml:space="preserve">KIRILL: Немного. Март. Я хотел сказать: я не за Глеба. Я против списка.</w:t>
-      </w:r>
-    </w:p>
-    <w:p>
-      <w:pPr>
-        <w:pStyle w:val="BodyText"/>
-      </w:pPr>
-      <w:r>
-        <w:t xml:space="preserve">ALEKSEY: Я знаю. Я тоже против списка.</w:t>
-      </w:r>
-    </w:p>
-    <w:p>
-      <w:pPr>
-        <w:pStyle w:val="BodyText"/>
-      </w:pPr>
-      <w:r>
-        <w:t xml:space="preserve">KIRILL: Тогда почему мы на разных сторонах?</w:t>
-      </w:r>
-    </w:p>
-    <w:p>
-      <w:pPr>
-        <w:pStyle w:val="BodyText"/>
-      </w:pPr>
-      <w:r>
-        <w:t xml:space="preserve">ALEKSEY: Мы не на разных сторонах. Мы на одной. Просто ты стоишь ближе к Жене. А я — ближе к картонке. Обе стороны настоящие. Обе правильные. Иногда они тянут в разные места. Тогда приходится выбирать, что больнее отпустить. Сегодня я выбрал. Ты имеешь право не согласиться.</w:t>
-      </w:r>
-    </w:p>
-    <w:p>
-      <w:pPr>
-        <w:pStyle w:val="BodyText"/>
-      </w:pPr>
-      <w:r>
-        <w:t xml:space="preserve">KIRILL: А дядя? Что он ещё сказал? Честно.</w:t>
-      </w:r>
-    </w:p>
-    <w:p>
-      <w:pPr>
-        <w:pStyle w:val="BodyText"/>
-      </w:pPr>
-      <w:r>
-        <w:t xml:space="preserve">ALEKSEY: Про девяносто девятый. Индийские лекарства в его упаковке. Он отказался и потерял два города. Человек, который согласился, купил их. А через пять лет его взяли. Девочка в Самаре. И дядя купил его города. По дешёвке. Он не гордится. Он сказал это так, как будто ему до сих пор стыдно.</w:t>
-      </w:r>
-    </w:p>
-    <w:p>
-      <w:pPr>
-        <w:pStyle w:val="BodyText"/>
-      </w:pPr>
-      <w:r>
-        <w:t xml:space="preserve">KIRILL: Он мне никогда этого не рассказывал.</w:t>
-      </w:r>
-    </w:p>
-    <w:p>
-      <w:pPr>
-        <w:pStyle w:val="BodyText"/>
-      </w:pPr>
-      <w:r>
-        <w:t xml:space="preserve">ALEKSEY: Мне тоже. До сегодня. Иногда люди рассказывают главное, только когда видят, что кто-то стоит на том же месте.</w:t>
-      </w:r>
-    </w:p>
-    <w:p>
-      <w:pPr>
-        <w:pStyle w:val="BodyText"/>
-      </w:pPr>
-      <w:r>
-        <w:t xml:space="preserve">KIRILL: Значит, я стою на его месте?</w:t>
-      </w:r>
-    </w:p>
-    <w:p>
-      <w:pPr>
-        <w:pStyle w:val="BodyText"/>
-      </w:pPr>
-      <w:r>
-        <w:t xml:space="preserve">ALEKSEY: Ты стоишь на месте, где он стоял. Это не одно и то же. Он выбрал. Ты ещё выбираешь.</w:t>
-      </w:r>
-    </w:p>
-    <w:p>
-      <w:pPr>
-        <w:pStyle w:val="BodyText"/>
-      </w:pPr>
-      <w:r>
-        <w:t xml:space="preserve">KIRILL: А Жене что сказать завтра? Если спросит про май?</w:t>
-      </w:r>
-    </w:p>
-    <w:p>
-      <w:pPr>
-        <w:pStyle w:val="BodyText"/>
-      </w:pPr>
-      <w:r>
-        <w:t xml:space="preserve">ALEKSEY: Правду. Что мы не знаем. И что в мае — я прочитаю имена вслух. Если смогу.</w:t>
-      </w:r>
-    </w:p>
-    <w:p>
-      <w:pPr>
-        <w:pStyle w:val="BodyText"/>
-      </w:pPr>
-      <w:r>
-        <w:t xml:space="preserve">KIRILL: А если не сможете?</w:t>
-      </w:r>
-    </w:p>
-    <w:p>
-      <w:pPr>
-        <w:pStyle w:val="BodyText"/>
-      </w:pPr>
-      <w:r>
-        <w:t xml:space="preserve">ALEKSEY: Тогда будем искать деньги. Другие. Иди домой, Кирилл. Позвони маме. Скажи, что ты взрослый.</w:t>
+        <w:t xml:space="preserve">ALEKSEY: Кирилл? Ты что, ждал меня здесь? Наверное, замёрз?</w:t>
+      </w:r>
+    </w:p>
+    <w:p>
+      <w:pPr>
+        <w:pStyle w:val="BodyText"/>
+      </w:pPr>
+      <w:r>
+        <w:t xml:space="preserve">KIRILL: Немного, всё-таки март. Я хотел сказать, что я не за Глеба. Я против списка.</w:t>
+      </w:r>
+    </w:p>
+    <w:p>
+      <w:pPr>
+        <w:pStyle w:val="BodyText"/>
+      </w:pPr>
+      <w:r>
+        <w:t xml:space="preserve">ALEKSEY: Я знаю, Кирилл. Я ведь тоже против списка.</w:t>
+      </w:r>
+    </w:p>
+    <w:p>
+      <w:pPr>
+        <w:pStyle w:val="BodyText"/>
+      </w:pPr>
+      <w:r>
+        <w:t xml:space="preserve">KIRILL: Тогда почему мы с вами оказались на разных сторонах?</w:t>
+      </w:r>
+    </w:p>
+    <w:p>
+      <w:pPr>
+        <w:pStyle w:val="BodyText"/>
+      </w:pPr>
+      <w:r>
+        <w:t xml:space="preserve">ALEKSEY: Мы не на разных сторонах, мы на одной. Просто ты стоишь ближе к Жене, а я — ближе к картонке. Обе стороны настоящие и обе правильные, но иногда они тянут в разные места. Тогда приходится выбирать, что больнее отпустить. Сегодня я выбрал, а ты имеешь право не согласиться.</w:t>
+      </w:r>
+    </w:p>
+    <w:p>
+      <w:pPr>
+        <w:pStyle w:val="BodyText"/>
+      </w:pPr>
+      <w:r>
+        <w:t xml:space="preserve">KIRILL: А дядя? Что он ещё сказал? Только честно.</w:t>
+      </w:r>
+    </w:p>
+    <w:p>
+      <w:pPr>
+        <w:pStyle w:val="BodyText"/>
+      </w:pPr>
+      <w:r>
+        <w:t xml:space="preserve">ALEKSEY: Он рассказал про девяносто девятый: индийские лекарства в его упаковке. Он отказался и потерял два города, а человек, который согласился, их купил. Через пять лет того взяли из-за девочки в Самаре, и дядя купил его города, по дешёвке. Он этим не гордится и говорил так, как будто ему до сих пор стыдно.</w:t>
+      </w:r>
+    </w:p>
+    <w:p>
+      <w:pPr>
+        <w:pStyle w:val="BodyText"/>
+      </w:pPr>
+      <w:r>
+        <w:t xml:space="preserve">KIRILL: Он мне никогда этого не рассказывал, ни разу.</w:t>
+      </w:r>
+    </w:p>
+    <w:p>
+      <w:pPr>
+        <w:pStyle w:val="BodyText"/>
+      </w:pPr>
+      <w:r>
+        <w:t xml:space="preserve">ALEKSEY: Мне тоже, до сегодняшнего дня. Иногда люди рассказывают главное, только когда видят, что кто-то стоит на том же месте.</w:t>
+      </w:r>
+    </w:p>
+    <w:p>
+      <w:pPr>
+        <w:pStyle w:val="BodyText"/>
+      </w:pPr>
+      <w:r>
+        <w:t xml:space="preserve">KIRILL: Значит, я сейчас стою на его месте?</w:t>
+      </w:r>
+    </w:p>
+    <w:p>
+      <w:pPr>
+        <w:pStyle w:val="BodyText"/>
+      </w:pPr>
+      <w:r>
+        <w:t xml:space="preserve">ALEKSEY: Ты стоишь на месте, где он когда-то стоял, а это не одно и то же. Он уже выбрал, а ты ещё выбираешь.</w:t>
+      </w:r>
+    </w:p>
+    <w:p>
+      <w:pPr>
+        <w:pStyle w:val="BodyText"/>
+      </w:pPr>
+      <w:r>
+        <w:t xml:space="preserve">KIRILL: А что мне завтра сказать Жене, если она спросит про май?</w:t>
+      </w:r>
+    </w:p>
+    <w:p>
+      <w:pPr>
+        <w:pStyle w:val="BodyText"/>
+      </w:pPr>
+      <w:r>
+        <w:t xml:space="preserve">ALEKSEY: Правду: что мы не знаем. И что в мае я прочитаю имена вслух, если смогу.</w:t>
+      </w:r>
+    </w:p>
+    <w:p>
+      <w:pPr>
+        <w:pStyle w:val="BodyText"/>
+      </w:pPr>
+      <w:r>
+        <w:t xml:space="preserve">KIRILL: А если не сможете их прочитать?</w:t>
+      </w:r>
+    </w:p>
+    <w:p>
+      <w:pPr>
+        <w:pStyle w:val="BodyText"/>
+      </w:pPr>
+      <w:r>
+        <w:t xml:space="preserve">ALEKSEY: Тогда будем искать другие деньги. Иди домой, Кирилл, позвони маме и скажи, что ты взрослый.</w:t>
       </w:r>
     </w:p>
     <w:p>
@@ -2641,7 +2641,7 @@
         <w:t xml:space="preserve">“</w:t>
       </w:r>
       <w:r>
-        <w:t xml:space="preserve">И всё равно. Десять миллионов. Я не говорю «давайте». Я говорю другое. Мы должны хотя бы сказать вслух, что нам нужны деньги. Очень нужны. А не делать вид, что честность бесплатная. Она платная. И платить будут не те, кто сидит в этой комнате.</w:t>
+        <w:t xml:space="preserve">И всё равно. Десять миллионов. Я не говорю «давайте». Я говорю другое. Мы должны хотя бы сказать вслух, что нам нужны деньги. Очень нужны. А не делать вид, что честность бесплатная. Она платная. И платить будут не те, кто сидит в этой комнате, а те, чьи имена окажутся в майском списке.</w:t>
       </w:r>
       <w:r>
         <w:t xml:space="preserve">”</w:t>
@@ -2911,19 +2911,19 @@
               <w:jc w:val="left"/>
             </w:pPr>
             <w:r>
-              <w:t xml:space="preserve">И платить будут не те, кто сидит в этой комнате.</w:t>
-            </w:r>
-          </w:p>
-        </w:tc>
-        <w:tc>
-          <w:tcPr/>
-          <w:p>
-            <w:pPr>
-              <w:pStyle w:val="Compact"/>
-              <w:jc w:val="left"/>
-            </w:pPr>
-            <w:r>
-              <w:t xml:space="preserve">부정 + те, кто</w:t>
+              <w:t xml:space="preserve">И платить будут не те, кто сидит…, а те, чьи имена окажутся…</w:t>
+            </w:r>
+          </w:p>
+        </w:tc>
+        <w:tc>
+          <w:tcPr/>
+          <w:p>
+            <w:pPr>
+              <w:pStyle w:val="Compact"/>
+              <w:jc w:val="left"/>
+            </w:pPr>
+            <w:r>
+              <w:t xml:space="preserve">не те, кто…, а те, чьи… (관계대명사 чей)</w:t>
             </w:r>
           </w:p>
         </w:tc>
@@ -2947,7 +2947,7 @@
         <w:t xml:space="preserve">“</w:t>
       </w:r>
       <w:r>
-        <w:t xml:space="preserve">И всё равно… Я не говорю «…». Я говорю другое. Мы должны хотя бы… А не делать вид, что… И платить будут не те, кто…</w:t>
+        <w:t xml:space="preserve">И всё равно… Я не говорю «…». Я говорю другое. Мы должны хотя бы… А не делать вид, что… И платить будут не те, кто…, а те, чьи…</w:t>
       </w:r>
       <w:r>
         <w:t xml:space="preserve">”</w:t>
@@ -2966,7 +2966,7 @@
         <w:t xml:space="preserve"> </w:t>
       </w:r>
       <w:r>
-        <w:t xml:space="preserve">и всё равно · хотя бы · делать вид · не те, кто</w:t>
+        <w:t xml:space="preserve">и всё равно · хотя бы · делать вид · не те, кто…, а те, чьи…</w:t>
       </w:r>
       <w:r>
         <w:t xml:space="preserve"> </w:t>
@@ -2982,7 +2982,7 @@
         <w:t xml:space="preserve"> </w:t>
       </w:r>
       <w:r>
-        <w:t xml:space="preserve">다수 의견에 반대하면서도 상대를 존중하는 발언을 30~40단어로.</w:t>
+        <w:t xml:space="preserve">다수 의견에 반대하면서도 상대를 존중하는 발언을 35~60단어로.</w:t>
       </w:r>
     </w:p>
     <w:bookmarkEnd w:id="30"/>
@@ -3476,103 +3476,103 @@
         <w:pStyle w:val="FirstParagraph"/>
       </w:pPr>
       <w:r>
-        <w:t xml:space="preserve">디마: 알렉세이 니콜라예비치, 들어가도 될까요? 제냐랑 왔어요. 제냐 폴랴코바. 제 신입 매니저예요. 본인이 먼저 부탁했어요.</w:t>
-      </w:r>
-    </w:p>
-    <w:p>
-      <w:pPr>
-        <w:pStyle w:val="BodyText"/>
-      </w:pPr>
-      <w:r>
-        <w:t xml:space="preserve">알렉세이: 들어와요. 앉아요, 제냐. 차?</w:t>
-      </w:r>
-    </w:p>
-    <w:p>
-      <w:pPr>
-        <w:pStyle w:val="BodyText"/>
-      </w:pPr>
-      <w:r>
-        <w:t xml:space="preserve">제냐: 차는 괜찮아요. 금방 말할게요. 저예요. 5월 얘기를 한 건 저예요.</w:t>
-      </w:r>
-    </w:p>
-    <w:p>
-      <w:pPr>
-        <w:pStyle w:val="BodyText"/>
-      </w:pPr>
-      <w:r>
-        <w:t xml:space="preserve">알렉세이: 누구한테요?</w:t>
-      </w:r>
-    </w:p>
-    <w:p>
-      <w:pPr>
-        <w:pStyle w:val="BodyText"/>
-      </w:pPr>
-      <w:r>
-        <w:t xml:space="preserve">제냐: 사촌 오빠한테요. 창고에서 일해요. 글레브 회사. 「알파-데름」. 중요한 건지 몰랐어요.</w:t>
-      </w:r>
-    </w:p>
-    <w:p>
-      <w:pPr>
-        <w:pStyle w:val="BodyText"/>
-      </w:pPr>
-      <w:r>
-        <w:t xml:space="preserve">디마: 어제 차 안에서 울었어요. 한 시간. 그러고는 내일 직접 가겠다고 했어요.</w:t>
-      </w:r>
-    </w:p>
-    <w:p>
-      <w:pPr>
-        <w:pStyle w:val="BodyText"/>
-      </w:pPr>
-      <w:r>
-        <w:t xml:space="preserve">제냐: 오빠한테 그랬어요: 「5월에 감원한대. 난 신입이야. 내가 제일 먼저일 거야」. 그런데 이틀 뒤 글레브가 전화했어요. 직접. 일자리를 제안했어요. 월급은 1.5배. 「의사 데이터베이스를 가지고 오세요」래요.</w:t>
-      </w:r>
-    </w:p>
-    <w:p>
-      <w:pPr>
-        <w:pStyle w:val="BodyText"/>
-      </w:pPr>
-      <w:r>
-        <w:t xml:space="preserve">알렉세이: 뭐라고 답했어요?</w:t>
-      </w:r>
-    </w:p>
-    <w:p>
-      <w:pPr>
-        <w:pStyle w:val="BodyText"/>
-      </w:pPr>
-      <w:r>
-        <w:t xml:space="preserve">제냐: 아무 말도요. 끊었어요. 그런데 밤에 생각했어요: 정말 5월에 나면 어쩌지?</w:t>
-      </w:r>
-    </w:p>
-    <w:p>
-      <w:pPr>
-        <w:pStyle w:val="BodyText"/>
-      </w:pPr>
-      <w:r>
-        <w:t xml:space="preserve">디마: 제냐, 아무도 「너」라고 안 했어. 아무도 「15」라고 안 했고. 내 잘못이야. 내가 「5월」이라고 했어.</w:t>
-      </w:r>
-    </w:p>
-    <w:p>
-      <w:pPr>
-        <w:pStyle w:val="BodyText"/>
-      </w:pPr>
-      <w:r>
-        <w:t xml:space="preserve">알렉세이: 제냐, 고마워요. 스스로 왔잖아요. 그게 제일 중요해요. 처벌은 없어요. 내가 약속했고, 디마도 약속했어요.</w:t>
-      </w:r>
-    </w:p>
-    <w:p>
-      <w:pPr>
-        <w:pStyle w:val="BodyText"/>
-      </w:pPr>
-      <w:r>
-        <w:t xml:space="preserve">제냐: 데이터베이스는요? 아무것도 안 줬어요. 맹세해요. 확인하셔도 돼요.</w:t>
-      </w:r>
-    </w:p>
-    <w:p>
-      <w:pPr>
-        <w:pStyle w:val="BodyText"/>
-      </w:pPr>
-      <w:r>
-        <w:t xml:space="preserve">알렉세이: 믿어요. 확인 안 해요. 가서 일해요. 그리고 오빠한테 말해요 — 다른 창고를 찾으라고.</w:t>
+        <w:t xml:space="preserve">디마: 알렉세이 니콜라예비치, 들어가도 될까요? 제 신입 매니저 제냐 폴랴코바랑 왔어요. 본인이 먼저 찾아뵙겠다고 했어요.</w:t>
+      </w:r>
+    </w:p>
+    <w:p>
+      <w:pPr>
+        <w:pStyle w:val="BodyText"/>
+      </w:pPr>
+      <w:r>
+        <w:t xml:space="preserve">알렉세이: 들어와요, 제냐, 앉아요. 차라도 줄까요?</w:t>
+      </w:r>
+    </w:p>
+    <w:p>
+      <w:pPr>
+        <w:pStyle w:val="BodyText"/>
+      </w:pPr>
+      <w:r>
+        <w:t xml:space="preserve">제냐: 차는 괜찮아요, 금방 말할게요. 5월 얘기를 한 건 저예요, 저였어요.</w:t>
+      </w:r>
+    </w:p>
+    <w:p>
+      <w:pPr>
+        <w:pStyle w:val="BodyText"/>
+      </w:pPr>
+      <w:r>
+        <w:t xml:space="preserve">알렉세이: 누구한테 말했어요, 제냐? 겁내지 말고 차분히 말해요.</w:t>
+      </w:r>
+    </w:p>
+    <w:p>
+      <w:pPr>
+        <w:pStyle w:val="BodyText"/>
+      </w:pPr>
+      <w:r>
+        <w:t xml:space="preserve">제냐: 사촌 오빠한테요. 글레브 회사, 「알파-데름」 창고에서 일해요. 그게 그렇게 중요한 건지 몰랐어요.</w:t>
+      </w:r>
+    </w:p>
+    <w:p>
+      <w:pPr>
+        <w:pStyle w:val="BodyText"/>
+      </w:pPr>
+      <w:r>
+        <w:t xml:space="preserve">디마: 어제 제 차 안에서 한 시간 내내 울더니, 내일 직접 가겠다고 했어요.</w:t>
+      </w:r>
+    </w:p>
+    <w:p>
+      <w:pPr>
+        <w:pStyle w:val="BodyText"/>
+      </w:pPr>
+      <w:r>
+        <w:t xml:space="preserve">제냐: 오빠한테 그랬어요: 「5월에 감원한대, 난 신입이니까 내가 제일 먼저일 거야」. 그런데 이틀 뒤 글레브가 직접 전화해서 월급 1.5배짜리 일자리를 제안했어요. 「의사 데이터베이스를 가지고 오세요」래요.</w:t>
+      </w:r>
+    </w:p>
+    <w:p>
+      <w:pPr>
+        <w:pStyle w:val="BodyText"/>
+      </w:pPr>
+      <w:r>
+        <w:t xml:space="preserve">알렉세이: 그 제안에 뭐라고 답했어요?</w:t>
+      </w:r>
+    </w:p>
+    <w:p>
+      <w:pPr>
+        <w:pStyle w:val="BodyText"/>
+      </w:pPr>
+      <w:r>
+        <w:t xml:space="preserve">제냐: 아무 말도 안 하고 그냥 끊었어요. 그런데 밤새 생각했어요: 정말 5월에 내가 잘리면 어쩌지?</w:t>
+      </w:r>
+    </w:p>
+    <w:p>
+      <w:pPr>
+        <w:pStyle w:val="BodyText"/>
+      </w:pPr>
+      <w:r>
+        <w:t xml:space="preserve">디마: 제냐, 아무도 「너」라고 안 했고, 「15」라고도 안 했어. 「5월」이라고 한 건 나니까, 내 잘못이야.</w:t>
+      </w:r>
+    </w:p>
+    <w:p>
+      <w:pPr>
+        <w:pStyle w:val="BodyText"/>
+      </w:pPr>
+      <w:r>
+        <w:t xml:space="preserve">알렉세이: 제냐, 고마워요. 스스로 왔잖아요, 그게 제일 중요해요. 처벌은 없어요. 내가 약속했고, 디마도 약속했어요.</w:t>
+      </w:r>
+    </w:p>
+    <w:p>
+      <w:pPr>
+        <w:pStyle w:val="BodyText"/>
+      </w:pPr>
+      <w:r>
+        <w:t xml:space="preserve">제냐: 데이터베이스는요? 아무것도 안 줬어요, 맹세해요. 확인하셔도 돼요.</w:t>
+      </w:r>
+    </w:p>
+    <w:p>
+      <w:pPr>
+        <w:pStyle w:val="BodyText"/>
+      </w:pPr>
+      <w:r>
+        <w:t xml:space="preserve">알렉세이: 믿어요, 확인 안 할게요. 가서 일해요. 그리고 오빠한테 다른 창고를 찾으라고 말해요.</w:t>
       </w:r>
     </w:p>
     <w:p>
@@ -3588,7 +3588,7 @@
         <w:pStyle w:val="BodyText"/>
       </w:pPr>
       <w:r>
-        <w:t xml:space="preserve">디마: 여섯 중에 제일 잘해요. 만약에 — 차라리 저를요.</w:t>
+        <w:t xml:space="preserve">디마: 여섯 중에 제일 잘해요. 무슨 일이 생기면 그 애 말고 차라리 저를 줄여 주세요.</w:t>
       </w:r>
     </w:p>
     <w:bookmarkEnd w:id="33"/>
@@ -3606,143 +3606,143 @@
         <w:pStyle w:val="FirstParagraph"/>
       </w:pPr>
       <w:r>
-        <w:t xml:space="preserve">키릴: 소식 하나 있어요. 어제 저녁 글레브가 전화했어요. 대표님 말고. 저한테. 휴대폰으로.</w:t>
-      </w:r>
-    </w:p>
-    <w:p>
-      <w:pPr>
-        <w:pStyle w:val="BodyText"/>
-      </w:pPr>
-      <w:r>
-        <w:t xml:space="preserve">올가: 그가 당신 휴대폰 번호를 어디서 알았죠?</w:t>
-      </w:r>
-    </w:p>
-    <w:p>
-      <w:pPr>
-        <w:pStyle w:val="BodyText"/>
-      </w:pPr>
-      <w:r>
-        <w:t xml:space="preserve">키릴: 명함이요. 월요일에 전화했을 때 제가 줬어요. 실수였어요. 기록해 뒀어요.</w:t>
-      </w:r>
-    </w:p>
-    <w:p>
-      <w:pPr>
-        <w:pStyle w:val="BodyText"/>
-      </w:pPr>
-      <w:r>
-        <w:t xml:space="preserve">알렉세이: 뭘 원하던가요?</w:t>
-      </w:r>
-    </w:p>
-    <w:p>
-      <w:pPr>
-        <w:pStyle w:val="BodyText"/>
-      </w:pPr>
-      <w:r>
-        <w:t xml:space="preserve">키릴: 새 제안이에요. 우리가 세진 라벨에 반대한다는 걸 들었대요. 그래서: 좋다, 라벨 없이. 자기 젤, 자기 브랜드 — 「알파-데름」. 우리는 세 가지를 해요. 등록 컨설팅. 의사 교육. 우리 상담선 제공. 그는 선금으로 1천만. 그리고 매달 200만.</w:t>
-      </w:r>
-    </w:p>
-    <w:p>
-      <w:pPr>
-        <w:pStyle w:val="BodyText"/>
-      </w:pPr>
-      <w:r>
-        <w:t xml:space="preserve">이리나: 선금 1천만. 다시 말해 줄래요?</w:t>
-      </w:r>
-    </w:p>
-    <w:p>
-      <w:pPr>
-        <w:pStyle w:val="BodyText"/>
-      </w:pPr>
-      <w:r>
-        <w:t xml:space="preserve">키릴: 1천만. 선금. 컨설팅 대가로. 계약은 깨끗하다고 했어요. 변호사가 보면 된대요.</w:t>
-      </w:r>
-    </w:p>
-    <w:p>
-      <w:pPr>
-        <w:pStyle w:val="BodyText"/>
-      </w:pPr>
-      <w:r>
-        <w:t xml:space="preserve">올가: 의료기기 등록은 — 1년. 1년 반. 1년 반을 기다리겠대요?</w:t>
-      </w:r>
-    </w:p>
-    <w:p>
-      <w:pPr>
-        <w:pStyle w:val="BodyText"/>
-      </w:pPr>
-      <w:r>
-        <w:t xml:space="preserve">키릴: 등록이 진행되는 동안 「시장을 테스트한다」고 했어요. 조금. 자기 사람들을 통해서.</w:t>
-      </w:r>
-    </w:p>
-    <w:p>
-      <w:pPr>
-        <w:pStyle w:val="BodyText"/>
-      </w:pPr>
-      <w:r>
-        <w:t xml:space="preserve">올가: 「시장을 테스트한다」. 그러니까 판다는 거죠. 등록 없이. 그리고 우리는 — 컨설턴트. 그의 돈을 통장에 받고.</w:t>
-      </w:r>
-    </w:p>
-    <w:p>
-      <w:pPr>
-        <w:pStyle w:val="BodyText"/>
-      </w:pPr>
-      <w:r>
-        <w:t xml:space="preserve">키릴: 우리는 안 팔아요. 물건도 안 만져요. 컨설팅만 해요. 합법이에요.</w:t>
-      </w:r>
-    </w:p>
-    <w:p>
-      <w:pPr>
-        <w:pStyle w:val="BodyText"/>
-      </w:pPr>
-      <w:r>
-        <w:t xml:space="preserve">올가: 점검이 시작되기 전까지만 합법이죠. 그리고 시작될 거예요, 이미 민원이 있을 테니까, 확실해요. 그러면 우리는 — 「미등록 판매자의 컨설턴트」. 그의 환자를 치료하는 상담선과 함께. 우리 서명과 함께. 이미 봤어요. 책이 아니라. 법정에서. 두 번.</w:t>
-      </w:r>
-    </w:p>
-    <w:p>
-      <w:pPr>
-        <w:pStyle w:val="BodyText"/>
-      </w:pPr>
-      <w:r>
-        <w:t xml:space="preserve">키릴: 올가 페트로브나, 그럼 뭘 제안하세요? 5월의 명단?</w:t>
-      </w:r>
-    </w:p>
-    <w:p>
-      <w:pPr>
-        <w:pStyle w:val="BodyText"/>
-      </w:pPr>
-      <w:r>
-        <w:t xml:space="preserve">올가: 명단과 감옥을 혼동하지 말자고 제안해요.</w:t>
-      </w:r>
-    </w:p>
-    <w:p>
-      <w:pPr>
-        <w:pStyle w:val="BodyText"/>
-      </w:pPr>
-      <w:r>
-        <w:t xml:space="preserve">이리나: 1천만이면 구멍이 막혀요. 3월, 4월, 5월 — 그러고도 남아요. 5월 트리거는 작동 안 해요. 명단은 없어요.</w:t>
-      </w:r>
-    </w:p>
-    <w:p>
-      <w:pPr>
-        <w:pStyle w:val="BodyText"/>
-      </w:pPr>
-      <w:r>
-        <w:t xml:space="preserve">키릴: 봐요. 들었죠? 명단은 없어요. 15명. 이름과 함께. 예를 들면 제냐.</w:t>
-      </w:r>
-    </w:p>
-    <w:p>
-      <w:pPr>
-        <w:pStyle w:val="BodyText"/>
-      </w:pPr>
-      <w:r>
-        <w:t xml:space="preserve">디마: 제냐는 건드리지 마. 오늘 스스로 왔어. 그 애를 논거로 쓰지 마.</w:t>
-      </w:r>
-    </w:p>
-    <w:p>
-      <w:pPr>
-        <w:pStyle w:val="BodyText"/>
-      </w:pPr>
-      <w:r>
-        <w:t xml:space="preserve">키릴: 논거로 쓰는 거 아니에요. 사실을 말하는 거예요. 우린 돈이 필요해요. 그걸 소리 내어 말하는 건 범죄가 아니에요.</w:t>
+        <w:t xml:space="preserve">키릴: 소식 하나 있어요. 어제 저녁 글레브가 대표님 말고 저한테, 제 휴대폰으로 전화했어요.</w:t>
+      </w:r>
+    </w:p>
+    <w:p>
+      <w:pPr>
+        <w:pStyle w:val="BodyText"/>
+      </w:pPr>
+      <w:r>
+        <w:t xml:space="preserve">올가: 그가 당신 휴대폰 번호를 어디서 알았죠, 키릴?</w:t>
+      </w:r>
+    </w:p>
+    <w:p>
+      <w:pPr>
+        <w:pStyle w:val="BodyText"/>
+      </w:pPr>
+      <w:r>
+        <w:t xml:space="preserve">키릴: 명함이요. 월요일에 전화했을 때 제가 줬어요. 실수였고, 기록해 뒀어요.</w:t>
+      </w:r>
+    </w:p>
+    <w:p>
+      <w:pPr>
+        <w:pStyle w:val="BodyText"/>
+      </w:pPr>
+      <w:r>
+        <w:t xml:space="preserve">알렉세이: 이번엔 너한테 뭘 원했어?</w:t>
+      </w:r>
+    </w:p>
+    <w:p>
+      <w:pPr>
+        <w:pStyle w:val="BodyText"/>
+      </w:pPr>
+      <w:r>
+        <w:t xml:space="preserve">키릴: 새 제안이에요. 우리가 세진 라벨에 반대한다는 걸 듣고, 좋다, 라벨 없이 하자고 해요. 젤도 브랜드도 자기 것, 「알파-데름」이고요. 우리는 세 가지를 해요: 등록 컨설팅, 의사 교육, 우리 상담선 제공. 그 대가로 선금 1천만, 그다음 매달 200만이요.</w:t>
+      </w:r>
+    </w:p>
+    <w:p>
+      <w:pPr>
+        <w:pStyle w:val="BodyText"/>
+      </w:pPr>
+      <w:r>
+        <w:t xml:space="preserve">이리나: 선금 1천만이요? 다시 말해 줄래요, 제대로 들었는지 확인하고 싶어요.</w:t>
+      </w:r>
+    </w:p>
+    <w:p>
+      <w:pPr>
+        <w:pStyle w:val="BodyText"/>
+      </w:pPr>
+      <w:r>
+        <w:t xml:space="preserve">키릴: 1천만, 선금, 컨설팅 대가로요. 계약은 깨끗하다고, 변호사가 보면 된대요.</w:t>
+      </w:r>
+    </w:p>
+    <w:p>
+      <w:pPr>
+        <w:pStyle w:val="BodyText"/>
+      </w:pPr>
+      <w:r>
+        <w:t xml:space="preserve">올가: 의료기기 등록은 1년, 길면 1년 반이에요. 정말 1년 반을 기다리겠대요?</w:t>
+      </w:r>
+    </w:p>
+    <w:p>
+      <w:pPr>
+        <w:pStyle w:val="BodyText"/>
+      </w:pPr>
+      <w:r>
+        <w:t xml:space="preserve">키릴: 등록이 진행되는 동안 자기 사람들을 통해서 조금 「시장을 테스트한다」고 했어요.</w:t>
+      </w:r>
+    </w:p>
+    <w:p>
+      <w:pPr>
+        <w:pStyle w:val="BodyText"/>
+      </w:pPr>
+      <w:r>
+        <w:t xml:space="preserve">올가: 「시장을 테스트한다」는 건 등록 없이 판다는 뜻이죠. 그리고 우리는 컨설턴트고, 그의 돈은 우리 통장에 있고요.</w:t>
+      </w:r>
+    </w:p>
+    <w:p>
+      <w:pPr>
+        <w:pStyle w:val="BodyText"/>
+      </w:pPr>
+      <w:r>
+        <w:t xml:space="preserve">키릴: 하지만 우리는 안 팔고 물건도 안 만져요. 컨설팅만 해요. 합법이에요.</w:t>
+      </w:r>
+    </w:p>
+    <w:p>
+      <w:pPr>
+        <w:pStyle w:val="BodyText"/>
+      </w:pPr>
+      <w:r>
+        <w:t xml:space="preserve">올가: 점검이 시작되기 전까지만 합법이죠. 그리고 시작될 거예요, 이미 민원이 있을 테니까, 확실해요. 그러면 우리는 그의 환자를 치료하는 상담선과 우리 서명을 가진 「미등록 판매자의 컨설턴트」가 돼요. 이미 봤어요, 책이 아니라 법정에서, 두 번이나요.</w:t>
+      </w:r>
+    </w:p>
+    <w:p>
+      <w:pPr>
+        <w:pStyle w:val="BodyText"/>
+      </w:pPr>
+      <w:r>
+        <w:t xml:space="preserve">키릴: 올가 페트로브나, 그럼 뭘 제안하세요? 5월의 명단이요?</w:t>
+      </w:r>
+    </w:p>
+    <w:p>
+      <w:pPr>
+        <w:pStyle w:val="BodyText"/>
+      </w:pPr>
+      <w:r>
+        <w:t xml:space="preserve">올가: 명단과 감옥을 혼동하지 말자고 제안해요. 둘은 아주 다른 거예요, 키릴.</w:t>
+      </w:r>
+    </w:p>
+    <w:p>
+      <w:pPr>
+        <w:pStyle w:val="BodyText"/>
+      </w:pPr>
+      <w:r>
+        <w:t xml:space="preserve">이리나: 1천만이면 구멍이 막혀요: 3월, 4월, 5월, 그러고도 좀 남아요. 그럼 5월 트리거는 작동 안 하고, 명단은 없어요.</w:t>
+      </w:r>
+    </w:p>
+    <w:p>
+      <w:pPr>
+        <w:pStyle w:val="BodyText"/>
+      </w:pPr>
+      <w:r>
+        <w:t xml:space="preserve">키릴: 봐요! 들었죠? 명단이 없다고요. 이름이 있는 15명이에요. 예를 들면 제냐요.</w:t>
+      </w:r>
+    </w:p>
+    <w:p>
+      <w:pPr>
+        <w:pStyle w:val="BodyText"/>
+      </w:pPr>
+      <w:r>
+        <w:t xml:space="preserve">디마: 제냐는 건드리지 마. 오늘 스스로 왔으니까, 그 애를 논거로 쓰지 마.</w:t>
+      </w:r>
+    </w:p>
+    <w:p>
+      <w:pPr>
+        <w:pStyle w:val="BodyText"/>
+      </w:pPr>
+      <w:r>
+        <w:t xml:space="preserve">키릴: 논거로 쓰는 게 아니라 사실을 말하는 거예요. 우린 돈이 필요하고, 그걸 소리 내서 말하는 건 범죄가 아니에요.</w:t>
       </w:r>
     </w:p>
     <w:p>
@@ -3758,103 +3758,103 @@
         <w:pStyle w:val="BodyText"/>
       </w:pPr>
       <w:r>
-        <w:t xml:space="preserve">키릴: 그럴 수도! 변호사시잖아요, 올가 페트로브나. 「그럴 수도」는 「그렇다」가 아니에요. 위험이죠. 우린 매일 위험과 살아요. 환율 — 위험. 은행 — 위험. 세진이 내일 가격을 올릴 수도 있어요 — 그것도 위험. 왜 하필 이 위험이 다른 모든 것보다 나빠요?</w:t>
-      </w:r>
-    </w:p>
-    <w:p>
-      <w:pPr>
-        <w:pStyle w:val="BodyText"/>
-      </w:pPr>
-      <w:r>
-        <w:t xml:space="preserve">이리나: 환율은 우리가 고르지 않으니까요. 이 위험은 — 우리가 스스로 골라요.</w:t>
-      </w:r>
-    </w:p>
-    <w:p>
-      <w:pPr>
-        <w:pStyle w:val="BodyText"/>
-      </w:pPr>
-      <w:r>
-        <w:t xml:space="preserve">키릴: 이리나 세르게예브나, 어제 직접 그러셨잖아요: 숫자는 맞다고.</w:t>
-      </w:r>
-    </w:p>
-    <w:p>
-      <w:pPr>
-        <w:pStyle w:val="BodyText"/>
-      </w:pPr>
-      <w:r>
-        <w:t xml:space="preserve">이리나: 어제 제안의 숫자요. 오늘 것도 맞아요. 의견도 같아요. 아니요.</w:t>
-      </w:r>
-    </w:p>
-    <w:p>
-      <w:pPr>
-        <w:pStyle w:val="BodyText"/>
-      </w:pPr>
-      <w:r>
-        <w:t xml:space="preserve">키릴: 그럼 「아니요」 둘에 「예」 하나네요. 디마?</w:t>
-      </w:r>
-    </w:p>
-    <w:p>
-      <w:pPr>
-        <w:pStyle w:val="BodyText"/>
-      </w:pPr>
-      <w:r>
-        <w:t xml:space="preserve">디마: 저… 모르겠어요. 제 여섯은 5월을 겁내요. 제냐는 울었어요. 그들이 겁내는 게 싫어요.</w:t>
-      </w:r>
-    </w:p>
-    <w:p>
-      <w:pPr>
-        <w:pStyle w:val="BodyText"/>
-      </w:pPr>
-      <w:r>
-        <w:t xml:space="preserve">키릴: 알렉세이 니콜라예비치, 대표님은요? 처음부터 아무 말 없으세요. 그것도 대답인가요?</w:t>
-      </w:r>
-    </w:p>
-    <w:p>
-      <w:pPr>
-        <w:pStyle w:val="BodyText"/>
-      </w:pPr>
-      <w:r>
-        <w:t xml:space="preserve">알렉세이: 아니요. 듣고 있다는 뜻이에요. 금요일까지. 글레브에게 금요일이라고 했어요.</w:t>
-      </w:r>
-    </w:p>
-    <w:p>
-      <w:pPr>
-        <w:pStyle w:val="BodyText"/>
-      </w:pPr>
-      <w:r>
-        <w:t xml:space="preserve">키릴: 자이체프한테 그러셨죠. 글레브한텐 아무 말도 안 하셨어요. 그는 기다려요.</w:t>
-      </w:r>
-    </w:p>
-    <w:p>
-      <w:pPr>
-        <w:pStyle w:val="BodyText"/>
-      </w:pPr>
-      <w:r>
-        <w:t xml:space="preserve">올가: 기다리라고 해요. 기다림도 정보예요. 그는 기다리는 걸 싫어해요. 뭘 하는지 보게 될 거예요.</w:t>
-      </w:r>
-    </w:p>
-    <w:p>
-      <w:pPr>
-        <w:pStyle w:val="BodyText"/>
-      </w:pPr>
-      <w:r>
-        <w:t xml:space="preserve">키릴: 그가 볼코프에게 가면요?</w:t>
-      </w:r>
-    </w:p>
-    <w:p>
-      <w:pPr>
-        <w:pStyle w:val="BodyText"/>
-      </w:pPr>
-      <w:r>
-        <w:t xml:space="preserve">알렉세이: 그럼 그건 볼코프의 문제죠.</w:t>
-      </w:r>
-    </w:p>
-    <w:p>
-      <w:pPr>
-        <w:pStyle w:val="BodyText"/>
-      </w:pPr>
-      <w:r>
-        <w:t xml:space="preserve">키릴: 볼코프가 동의하면요? 1천만을 받고? 볼코프한텐 명단이 없으면요?</w:t>
+        <w:t xml:space="preserve">키릴: 그럴 수도! 변호사시니까 아시잖아요, 「그럴 수도」는 「그렇다」가 아니라 위험이에요. 우린 매일 위험과 살아요: 환율도 위험, 은행도 위험, 세진이 내일 가격을 올리면 그것도 위험이에요. 왜 하필 이 위험이 다른 모든 것보다 나빠요?</w:t>
+      </w:r>
+    </w:p>
+    <w:p>
+      <w:pPr>
+        <w:pStyle w:val="BodyText"/>
+      </w:pPr>
+      <w:r>
+        <w:t xml:space="preserve">이리나: 환율은 우리가 고르지 않지만, 이 위험은 우리 손으로 직접 고르는 거니까요.</w:t>
+      </w:r>
+    </w:p>
+    <w:p>
+      <w:pPr>
+        <w:pStyle w:val="BodyText"/>
+      </w:pPr>
+      <w:r>
+        <w:t xml:space="preserve">키릴: 이리나 세르게예브나, 하지만 어제 직접 숫자는 맞다고 하셨잖아요.</w:t>
+      </w:r>
+    </w:p>
+    <w:p>
+      <w:pPr>
+        <w:pStyle w:val="BodyText"/>
+      </w:pPr>
+      <w:r>
+        <w:t xml:space="preserve">이리나: 그건 어제 제안의 숫자였어요. 오늘 숫자도 맞지만, 의견은 똑같아요: 아니요.</w:t>
+      </w:r>
+    </w:p>
+    <w:p>
+      <w:pPr>
+        <w:pStyle w:val="BodyText"/>
+      </w:pPr>
+      <w:r>
+        <w:t xml:space="preserve">키릴: 그럼 「아니요」 둘에 「예」 하나네요. 디마, 넌 뭐라고 할 거야?</w:t>
+      </w:r>
+    </w:p>
+    <w:p>
+      <w:pPr>
+        <w:pStyle w:val="BodyText"/>
+      </w:pPr>
+      <w:r>
+        <w:t xml:space="preserve">디마: 저… 모르겠어요. 제 여섯은 5월을 겁내고, 제냐는 울었어요. 그들이 겁내는 게 싫어요.</w:t>
+      </w:r>
+    </w:p>
+    <w:p>
+      <w:pPr>
+        <w:pStyle w:val="BodyText"/>
+      </w:pPr>
+      <w:r>
+        <w:t xml:space="preserve">키릴: 알렉세이 니콜라예비치, 대표님은요? 처음부터 아무 말씀 없으세요. 그것도 대답인가요?</w:t>
+      </w:r>
+    </w:p>
+    <w:p>
+      <w:pPr>
+        <w:pStyle w:val="BodyText"/>
+      </w:pPr>
+      <w:r>
+        <w:t xml:space="preserve">알렉세이: 아니요, 듣고 있다는 뜻이에요. 금요일까지 들을 거예요, 글레브에게 금요일이라고 했으니까요.</w:t>
+      </w:r>
+    </w:p>
+    <w:p>
+      <w:pPr>
+        <w:pStyle w:val="BodyText"/>
+      </w:pPr>
+      <w:r>
+        <w:t xml:space="preserve">키릴: 그건 자이체프한테 하신 말이고, 글레브한텐 아무 말도 안 하셨어요. 그는 기다리고 있어요.</w:t>
+      </w:r>
+    </w:p>
+    <w:p>
+      <w:pPr>
+        <w:pStyle w:val="BodyText"/>
+      </w:pPr>
+      <w:r>
+        <w:t xml:space="preserve">올가: 기다리라고 해요. 기다림도 정보예요. 그는 기다리는 걸 싫어하니까, 뭘 하는지 보게 될 거예요.</w:t>
+      </w:r>
+    </w:p>
+    <w:p>
+      <w:pPr>
+        <w:pStyle w:val="BodyText"/>
+      </w:pPr>
+      <w:r>
+        <w:t xml:space="preserve">키릴: 그가 그 제안을 들고 볼코프에게 가면요?</w:t>
+      </w:r>
+    </w:p>
+    <w:p>
+      <w:pPr>
+        <w:pStyle w:val="BodyText"/>
+      </w:pPr>
+      <w:r>
+        <w:t xml:space="preserve">알렉세이: 그럼 그건 우리 문제가 아니라 볼코프의 문제죠.</w:t>
+      </w:r>
+    </w:p>
+    <w:p>
+      <w:pPr>
+        <w:pStyle w:val="BodyText"/>
+      </w:pPr>
+      <w:r>
+        <w:t xml:space="preserve">키릴: 볼코프가 동의해서 1천만을 받고, 볼코프한텐 명단이 없으면요?</w:t>
       </w:r>
     </w:p>
     <w:p>
@@ -3870,15 +3870,15 @@
         <w:pStyle w:val="BodyText"/>
       </w:pPr>
       <w:r>
-        <w:t xml:space="preserve">키릴: 다들 보셨죠. 재판, 보고서, 점검. 저는 어제 복도에서 제냐를 봤어요.</w:t>
-      </w:r>
-    </w:p>
-    <w:p>
-      <w:pPr>
-        <w:pStyle w:val="BodyText"/>
-      </w:pPr>
-      <w:r>
-        <w:t xml:space="preserve">알렉세이: 좋아요, 키릴. 기록했어요. 휴식. 10분. 모두 — 물 마셔요. 그리고 복도에서 얘기하지 말아요.</w:t>
+        <w:t xml:space="preserve">키릴: 다들 재판, 보고서, 점검을 보셨죠. 저는 어제 복도에서 제냐를 봤어요.</w:t>
+      </w:r>
+    </w:p>
+    <w:p>
+      <w:pPr>
+        <w:pStyle w:val="BodyText"/>
+      </w:pPr>
+      <w:r>
+        <w:t xml:space="preserve">알렉세이: 좋아, 키릴, 기록했어. 이제 10분 휴식. 모두 물 마시고, 복도에서는 아무 얘기도 하지 마.</w:t>
       </w:r>
     </w:p>
     <w:bookmarkEnd w:id="34"/>
@@ -3896,239 +3896,239 @@
         <w:pStyle w:val="FirstParagraph"/>
       </w:pPr>
       <w:r>
-        <w:t xml:space="preserve">보리스: 알렉세이? 보리스예요. 키릴은 나한테 전화 안 했어요. 먼저 말해 두죠. 내가 직접 알았어요.</w:t>
-      </w:r>
-    </w:p>
-    <w:p>
-      <w:pPr>
-        <w:pStyle w:val="BodyText"/>
-      </w:pPr>
-      <w:r>
-        <w:t xml:space="preserve">알렉세이: 누구한테서요, 보리스 이고레비치?</w:t>
-      </w:r>
-    </w:p>
-    <w:p>
-      <w:pPr>
-        <w:pStyle w:val="BodyText"/>
-      </w:pPr>
-      <w:r>
-        <w:t xml:space="preserve">보리스: 모스크바는 작아요. 글레브 아르세니예프가 내 옛 지인에게 전화했어요. 「란스코이에게 접근할 방법」을 찾았죠. 찾았고요.</w:t>
-      </w:r>
-    </w:p>
-    <w:p>
-      <w:pPr>
-        <w:pStyle w:val="BodyText"/>
-      </w:pPr>
-      <w:r>
-        <w:t xml:space="preserve">알렉세이: 저한테 압력을 넣어 달라는 건가요?</w:t>
-      </w:r>
-    </w:p>
-    <w:p>
-      <w:pPr>
-        <w:pStyle w:val="BodyText"/>
-      </w:pPr>
-      <w:r>
-        <w:t xml:space="preserve">보리스: 그는 원하죠. 나는 원하지 않아요. 다른 얘기를 하려고 전화했어요.</w:t>
-      </w:r>
-    </w:p>
-    <w:p>
-      <w:pPr>
-        <w:pStyle w:val="BodyText"/>
-      </w:pPr>
-      <w:r>
-        <w:t xml:space="preserve">알렉세이: 듣고 있어요.</w:t>
-      </w:r>
-    </w:p>
-    <w:p>
-      <w:pPr>
-        <w:pStyle w:val="BodyText"/>
-      </w:pPr>
-      <w:r>
-        <w:t xml:space="preserve">보리스: 99년에 나도 똑같은 제안을 받았어요. 젤이 아니라 — 약. 인도산. 싸고. 우리 포장. 거절했죠. 일곱 도시 중 둘을 잃었어요. 말했었죠? 핵심은 말 안 했어요. 동의한 사람이 3년 뒤 내 두 도시를 샀어요. 네 개를 더.</w:t>
-      </w:r>
-    </w:p>
-    <w:p>
-      <w:pPr>
-        <w:pStyle w:val="BodyText"/>
-      </w:pPr>
-      <w:r>
-        <w:t xml:space="preserve">알렉세이: 그 사람이 이겼어요?</w:t>
-      </w:r>
-    </w:p>
-    <w:p>
-      <w:pPr>
-        <w:pStyle w:val="BodyText"/>
-      </w:pPr>
-      <w:r>
-        <w:t xml:space="preserve">보리스: 5년 동안 이겼죠. 차, 다차, 트베르스카야의 레스토랑. 6년째에 — 잡혀갔어요. 사마라의 여자아이가 한쪽 눈을 잃었어요. 전부 몰수됐죠. 그의 도시들은 나중에 내가 샀어요. 헐값에. 자랑스럽지 않아요. 하지만 샀어요. 그렇게 끝나요.</w:t>
-      </w:r>
-    </w:p>
-    <w:p>
-      <w:pPr>
-        <w:pStyle w:val="BodyText"/>
-      </w:pPr>
-      <w:r>
-        <w:t xml:space="preserve">알렉세이: 그러니까 거절하라고 조언하시는 거네요.</w:t>
-      </w:r>
-    </w:p>
-    <w:p>
-      <w:pPr>
-        <w:pStyle w:val="BodyText"/>
-      </w:pPr>
-      <w:r>
-        <w:t xml:space="preserve">보리스: 조언 안 해요. 나는 투자자지, 대표가 아니에요. 상기시킬 뿐이에요: 5년은 길어요.</w:t>
-      </w:r>
-    </w:p>
-    <w:p>
-      <w:pPr>
-        <w:pStyle w:val="BodyText"/>
-      </w:pPr>
-      <w:r>
-        <w:t xml:space="preserve">알렉세이: 키릴을 이해한다는 말씀이네요.</w:t>
-      </w:r>
-    </w:p>
-    <w:p>
-      <w:pPr>
-        <w:pStyle w:val="BodyText"/>
-      </w:pPr>
-      <w:r>
-        <w:t xml:space="preserve">보리스: 키릴은 내 조카고, 난 그 애를 사랑한다는 말이에요. 그리고 그 애 말이 하나는 맞아요: 돈이 필요하다는 거. 다른 하나는 틀렸어요. 그 애는 이 돈이 도움이라고 생각해요. 이건 대출이에요. 세상에서 제일 비싼. 나중에 갚게 돼요. 평생. 때로는 — 자기 것이 아닌 걸로.</w:t>
-      </w:r>
-    </w:p>
-    <w:p>
-      <w:pPr>
-        <w:pStyle w:val="BodyText"/>
-      </w:pPr>
-      <w:r>
-        <w:t xml:space="preserve">알렉세이: 감사합니다, 보리스 이고레비치.</w:t>
-      </w:r>
-    </w:p>
-    <w:p>
-      <w:pPr>
-        <w:pStyle w:val="BodyText"/>
-      </w:pPr>
-      <w:r>
-        <w:t xml:space="preserve">보리스: 천만에요. 그리고 키릴에게 내가 전화했다고 말하지 마요. 스스로 정하게 둬요. 이제 어른이니까.</w:t>
-      </w:r>
-    </w:p>
-    <w:p>
-      <w:pPr>
-        <w:pStyle w:val="BodyText"/>
-      </w:pPr>
-      <w:r>
-        <w:t xml:space="preserve">코르닐로바: 알렉세이 니콜라예비치! 통화 끝났어요? 디마가 말해 줬어요. 두 번째 제안. 사실이에요?</w:t>
-      </w:r>
-    </w:p>
-    <w:p>
-      <w:pPr>
-        <w:pStyle w:val="BodyText"/>
-      </w:pPr>
-      <w:r>
-        <w:t xml:space="preserve">알렉세이: 사실이에요. 의견을 말씀하시려고요?</w:t>
-      </w:r>
-    </w:p>
-    <w:p>
-      <w:pPr>
-        <w:pStyle w:val="BodyText"/>
-      </w:pPr>
-      <w:r>
-        <w:t xml:space="preserve">코르닐로바: 의견 아니고요. 조건이에요. 그의 젤이 우리 센터에 들어오면 — 나는 나가요. 그날로.</w:t>
-      </w:r>
-    </w:p>
-    <w:p>
-      <w:pPr>
-        <w:pStyle w:val="BodyText"/>
-      </w:pPr>
-      <w:r>
-        <w:t xml:space="preserve">알렉세이: 등록이 돼도요? 1년 반 뒤에?</w:t>
-      </w:r>
-    </w:p>
-    <w:p>
-      <w:pPr>
-        <w:pStyle w:val="BodyText"/>
-      </w:pPr>
-      <w:r>
-        <w:t xml:space="preserve">코르닐로바: 1년 반 뒤엔 — 얘기해 보죠. 난 의사들에게 내가 아는 걸 주사하라고 가르쳐요. 성분을 알고. 공장을 알고. 안 좋으면 뭘 해야 하는지 알아요. 그의 젤은 몰라요. 그리고 그는 내가 아는 걸 원하지 않아요.</w:t>
-      </w:r>
-    </w:p>
-    <w:p>
-      <w:pPr>
-        <w:pStyle w:val="BodyText"/>
-      </w:pPr>
-      <w:r>
-        <w:t xml:space="preserve">알렉세이: 왜 그렇게 생각하세요?</w:t>
-      </w:r>
-    </w:p>
-    <w:p>
-      <w:pPr>
-        <w:pStyle w:val="BodyText"/>
-      </w:pPr>
-      <w:r>
-        <w:t xml:space="preserve">코르닐로바: 그가 서류를 보냈나요? 아니요. 성분은요? 아니요. 공장, 주소, 시험 프로토콜? 아니요. 카페 테이블에 상자를 두고 갔죠. 인증서도 없이. 내가 알기를 원하는 사람은 서류를 보내요. 원하지 않는 사람은 — 상자를 두고 떠나죠.</w:t>
-      </w:r>
-    </w:p>
-    <w:p>
-      <w:pPr>
-        <w:pStyle w:val="BodyText"/>
-      </w:pPr>
-      <w:r>
-        <w:t xml:space="preserve">알렉세이: 키릴은 감정이라고 할 거예요.</w:t>
-      </w:r>
-    </w:p>
-    <w:p>
-      <w:pPr>
-        <w:pStyle w:val="BodyText"/>
-      </w:pPr>
-      <w:r>
-        <w:t xml:space="preserve">코르닐로바: 키릴은 세 번째에 시험에 붙었어요. 해부학에서 두 개 틀렸죠. 전해요: 이건 감정이 아니라고. 해부학이라고.</w:t>
-      </w:r>
-    </w:p>
-    <w:p>
-      <w:pPr>
-        <w:pStyle w:val="BodyText"/>
-      </w:pPr>
-      <w:r>
-        <w:t xml:space="preserve">알렉세이: 전할게요. 제 말로.</w:t>
-      </w:r>
-    </w:p>
-    <w:p>
-      <w:pPr>
-        <w:pStyle w:val="BodyText"/>
-      </w:pPr>
-      <w:r>
-        <w:t xml:space="preserve">코르닐로바: 당신 말은 필요 없어요. 내 말로. 기억할 거예요.</w:t>
-      </w:r>
-    </w:p>
-    <w:p>
-      <w:pPr>
-        <w:pStyle w:val="BodyText"/>
-      </w:pPr>
-      <w:r>
-        <w:t xml:space="preserve">알렉세이: 선생님, 5월에 명단이 나오면요? 15명. 선생님 트레이너도 둘.</w:t>
-      </w:r>
-    </w:p>
-    <w:p>
-      <w:pPr>
-        <w:pStyle w:val="BodyText"/>
-      </w:pPr>
-      <w:r>
-        <w:t xml:space="preserve">코르닐로바: 그럼 내가 먼저 명단에 들어가요. 그들 대신. 난 늙었어요. 어느 클리닉이든 날 받아 줘요.</w:t>
-      </w:r>
-    </w:p>
-    <w:p>
-      <w:pPr>
-        <w:pStyle w:val="BodyText"/>
-      </w:pPr>
-      <w:r>
-        <w:t xml:space="preserve">알렉세이: 진심이세요?</w:t>
-      </w:r>
-    </w:p>
-    <w:p>
-      <w:pPr>
-        <w:pStyle w:val="BodyText"/>
-      </w:pPr>
-      <w:r>
-        <w:t xml:space="preserve">코르닐로바: 난 두 가지에 대해선 절대 농담 안 해요. 해부학과 사람.</w:t>
+        <w:t xml:space="preserve">보리스: 알렉세이? 보리스예요. 먼저 말해 두죠, 키릴은 나한테 전화 안 했어요. 내가 직접 알았어요.</w:t>
+      </w:r>
+    </w:p>
+    <w:p>
+      <w:pPr>
+        <w:pStyle w:val="BodyText"/>
+      </w:pPr>
+      <w:r>
+        <w:t xml:space="preserve">알렉세이: 누구한테서 들으셨어요, 보리스 이고레비치?</w:t>
+      </w:r>
+    </w:p>
+    <w:p>
+      <w:pPr>
+        <w:pStyle w:val="BodyText"/>
+      </w:pPr>
+      <w:r>
+        <w:t xml:space="preserve">보리스: 모스크바는 작아요. 글레브 아르세니예프가 내 옛 지인에게 전화해서 「란스코이에게 접근할 방법」을 찾았고, 찾았죠.</w:t>
+      </w:r>
+    </w:p>
+    <w:p>
+      <w:pPr>
+        <w:pStyle w:val="BodyText"/>
+      </w:pPr>
+      <w:r>
+        <w:t xml:space="preserve">알렉세이: 저한테 압력을 넣어 달라는 거죠?</w:t>
+      </w:r>
+    </w:p>
+    <w:p>
+      <w:pPr>
+        <w:pStyle w:val="BodyText"/>
+      </w:pPr>
+      <w:r>
+        <w:t xml:space="preserve">보리스: 그는 그걸 원하지만 나는 원하지 않아요. 전혀 다른 얘기를 하려고 전화했어요.</w:t>
+      </w:r>
+    </w:p>
+    <w:p>
+      <w:pPr>
+        <w:pStyle w:val="BodyText"/>
+      </w:pPr>
+      <w:r>
+        <w:t xml:space="preserve">알렉세이: 잘 듣고 있어요, 보리스 이고레비치.</w:t>
+      </w:r>
+    </w:p>
+    <w:p>
+      <w:pPr>
+        <w:pStyle w:val="BodyText"/>
+      </w:pPr>
+      <w:r>
+        <w:t xml:space="preserve">보리스: 99년에 나도 똑같은 제안을 받았어요. 젤이 아니라 약이었죠: 인도산, 싸고, 우리 포장으로. 거절했고, 일곱 도시 중 둘을 잃었어요, 말했었죠? 그런데 핵심은 말 안 했어요. 그때 동의한 사람이 3년 뒤 내 두 도시와 네 개를 더 샀어요.</w:t>
+      </w:r>
+    </w:p>
+    <w:p>
+      <w:pPr>
+        <w:pStyle w:val="BodyText"/>
+      </w:pPr>
+      <w:r>
+        <w:t xml:space="preserve">알렉세이: 그럼 결국 그 사람이 이긴 거예요?</w:t>
+      </w:r>
+    </w:p>
+    <w:p>
+      <w:pPr>
+        <w:pStyle w:val="BodyText"/>
+      </w:pPr>
+      <w:r>
+        <w:t xml:space="preserve">보리스: 5년 동안 이겼죠: 차, 다차, 트베르스카야의 레스토랑. 그런데 6년째에 잡혀갔어요, 사마라의 여자아이가 한쪽 눈을 잃었거든요. 전부 몰수됐고, 그의 도시들은 나중에 내가 헐값에 샀어요. 자랑스럽진 않지만 샀어요. 그렇게 끝나요, 알렉세이.</w:t>
+      </w:r>
+    </w:p>
+    <w:p>
+      <w:pPr>
+        <w:pStyle w:val="BodyText"/>
+      </w:pPr>
+      <w:r>
+        <w:t xml:space="preserve">알렉세이: 그러니까 제안을 거절하라고 조언하시는 거네요.</w:t>
+      </w:r>
+    </w:p>
+    <w:p>
+      <w:pPr>
+        <w:pStyle w:val="BodyText"/>
+      </w:pPr>
+      <w:r>
+        <w:t xml:space="preserve">보리스: 조언 안 해요, 나는 투자자지 대표가 아니니까요. 5년은 길다는 걸 상기시킬 뿐이에요.</w:t>
+      </w:r>
+    </w:p>
+    <w:p>
+      <w:pPr>
+        <w:pStyle w:val="BodyText"/>
+      </w:pPr>
+      <w:r>
+        <w:t xml:space="preserve">알렉세이: 키릴을 이해한다는 말씀처럼 들려요.</w:t>
+      </w:r>
+    </w:p>
+    <w:p>
+      <w:pPr>
+        <w:pStyle w:val="BodyText"/>
+      </w:pPr>
+      <w:r>
+        <w:t xml:space="preserve">보리스: 키릴은 내 조카고, 난 그 애를 사랑한다는 말이에요. 그 애 말이 하나는 맞아요: 돈이 필요하다는 거. 그런데 다른 하나는 틀렸어요: 그 돈이 도움이라고 생각하는 거. 이건 세상에서 제일 비싼 대출이에요. 평생 갚게 되고, 때로는 자기 인생이 아닌 걸로 갚아요.</w:t>
+      </w:r>
+    </w:p>
+    <w:p>
+      <w:pPr>
+        <w:pStyle w:val="BodyText"/>
+      </w:pPr>
+      <w:r>
+        <w:t xml:space="preserve">알렉세이: 솔직하게 말씀해 주셔서 감사합니다, 보리스 이고레비치.</w:t>
+      </w:r>
+    </w:p>
+    <w:p>
+      <w:pPr>
+        <w:pStyle w:val="BodyText"/>
+      </w:pPr>
+      <w:r>
+        <w:t xml:space="preserve">보리스: 천만에요. 그리고 내가 전화했다고 키릴에게 말하지 마요. 이제 어른이니까 스스로 정하게 둬요.</w:t>
+      </w:r>
+    </w:p>
+    <w:p>
+      <w:pPr>
+        <w:pStyle w:val="BodyText"/>
+      </w:pPr>
+      <w:r>
+        <w:t xml:space="preserve">코르닐로바: 알렉세이 니콜라예비치, 통화 끝났어요? 디마가 두 번째 제안 얘기를 해 줬어요. 사실이에요?</w:t>
+      </w:r>
+    </w:p>
+    <w:p>
+      <w:pPr>
+        <w:pStyle w:val="BodyText"/>
+      </w:pPr>
+      <w:r>
+        <w:t xml:space="preserve">알렉세이: 사실이에요. 어떻게 생각하시는지 말씀하시려고요?</w:t>
+      </w:r>
+    </w:p>
+    <w:p>
+      <w:pPr>
+        <w:pStyle w:val="BodyText"/>
+      </w:pPr>
+      <w:r>
+        <w:t xml:space="preserve">코르닐로바: 의견 아니고요. 조건이에요. 그의 젤이 우리 센터에 들어오면 나는 그날로 나가요.</w:t>
+      </w:r>
+    </w:p>
+    <w:p>
+      <w:pPr>
+        <w:pStyle w:val="BodyText"/>
+      </w:pPr>
+      <w:r>
+        <w:t xml:space="preserve">알렉세이: 1년 반 뒤에 등록이 된다 해도요?</w:t>
+      </w:r>
+    </w:p>
+    <w:p>
+      <w:pPr>
+        <w:pStyle w:val="BodyText"/>
+      </w:pPr>
+      <w:r>
+        <w:t xml:space="preserve">코르닐로바: 1년 반 뒤엔 얘기해 보죠. 난 의사들에게 내가 아는 걸 주사하라고 가르쳐요: 성분을 알고, 공장을 알고, 안 좋으면 뭘 해야 하는지 알아요. 그의 젤은 모르고, 그는 내가 알기를 원하지 않아요.</w:t>
+      </w:r>
+    </w:p>
+    <w:p>
+      <w:pPr>
+        <w:pStyle w:val="BodyText"/>
+      </w:pPr>
+      <w:r>
+        <w:t xml:space="preserve">알렉세이: 왜 그렇게 생각하세요, 엘레나 빅토로브나?</w:t>
+      </w:r>
+    </w:p>
+    <w:p>
+      <w:pPr>
+        <w:pStyle w:val="BodyText"/>
+      </w:pPr>
+      <w:r>
+        <w:t xml:space="preserve">코르닐로바: 그가 서류를 보냈나요? 아니요. 성분은요? 아니요. 공장, 주소, 시험 프로토콜? 그것도 아니요. 카페 테이블에 인증서도 없이 상자를 두고 갔죠. 내가 알기를 원하는 사람은 서류를 보내요. 원하지 않는 사람은 상자를 두고 떠나죠.</w:t>
+      </w:r>
+    </w:p>
+    <w:p>
+      <w:pPr>
+        <w:pStyle w:val="BodyText"/>
+      </w:pPr>
+      <w:r>
+        <w:t xml:space="preserve">알렉세이: 키릴은 그냥 감정이라고 할 거예요.</w:t>
+      </w:r>
+    </w:p>
+    <w:p>
+      <w:pPr>
+        <w:pStyle w:val="BodyText"/>
+      </w:pPr>
+      <w:r>
+        <w:t xml:space="preserve">코르닐로바: 키릴은 해부학에서 두 개 틀려서 세 번째에 시험에 붙었어요. 전해요: 이건 감정이 아니라 해부학이라고.</w:t>
+      </w:r>
+    </w:p>
+    <w:p>
+      <w:pPr>
+        <w:pStyle w:val="BodyText"/>
+      </w:pPr>
+      <w:r>
+        <w:t xml:space="preserve">알렉세이: 알겠어요, 제 말로 전할게요.</w:t>
+      </w:r>
+    </w:p>
+    <w:p>
+      <w:pPr>
+        <w:pStyle w:val="BodyText"/>
+      </w:pPr>
+      <w:r>
+        <w:t xml:space="preserve">코르닐로바: 당신 말 말고 내 말로 전해요. 그래야 확실히 기억할 거예요.</w:t>
+      </w:r>
+    </w:p>
+    <w:p>
+      <w:pPr>
+        <w:pStyle w:val="BodyText"/>
+      </w:pPr>
+      <w:r>
+        <w:t xml:space="preserve">알렉세이: 선생님, 5월에 명단이 나오면요? 15명 중에 선생님 트레이너도 둘이 있어요.</w:t>
+      </w:r>
+    </w:p>
+    <w:p>
+      <w:pPr>
+        <w:pStyle w:val="BodyText"/>
+      </w:pPr>
+      <w:r>
+        <w:t xml:space="preserve">코르닐로바: 그럼 그들 대신 내가 먼저 명단에 들어가요. 난 늙었으니 어느 클리닉이든 날 받아 줘요.</w:t>
+      </w:r>
+    </w:p>
+    <w:p>
+      <w:pPr>
+        <w:pStyle w:val="BodyText"/>
+      </w:pPr>
+      <w:r>
+        <w:t xml:space="preserve">알렉세이: 진심이세요, 엘레나 빅토로브나?</w:t>
+      </w:r>
+    </w:p>
+    <w:p>
+      <w:pPr>
+        <w:pStyle w:val="BodyText"/>
+      </w:pPr>
+      <w:r>
+        <w:t xml:space="preserve">코르닐로바: 난 두 가지에 대해선 절대 농담 안 해요: 해부학과 사람.</w:t>
       </w:r>
     </w:p>
     <w:bookmarkEnd w:id="35"/>
@@ -4146,127 +4146,127 @@
         <w:pStyle w:val="FirstParagraph"/>
       </w:pPr>
       <w:r>
-        <w:t xml:space="preserve">올가: 소식이에요. 자이체프가 확인했어요. 「알파-데름」의 등록 신청은 한 건도 없어요. 지금도, 전에도. 한 번도.</w:t>
-      </w:r>
-    </w:p>
-    <w:p>
-      <w:pPr>
-        <w:pStyle w:val="BodyText"/>
-      </w:pPr>
-      <w:r>
-        <w:t xml:space="preserve">키릴: 계약 후에 — 낸다고 했어요.</w:t>
-      </w:r>
-    </w:p>
-    <w:p>
-      <w:pPr>
-        <w:pStyle w:val="BodyText"/>
-      </w:pPr>
-      <w:r>
-        <w:t xml:space="preserve">올가: 그가 그랬죠. 그리고 하나 더. 로스즈드라브나드조르 민원. 트베리. 2월. 환자. 젤 시술 후 결절. 클리닉이 「알파-데름」에서 샀어요.</w:t>
-      </w:r>
-    </w:p>
-    <w:p>
-      <w:pPr>
-        <w:pStyle w:val="BodyText"/>
-      </w:pPr>
-      <w:r>
-        <w:t xml:space="preserve">이리나: 트베리. 우리 유통사가 없는 지역이에요. 그가 「시장을 테스트」하고 싶다던 곳.</w:t>
-      </w:r>
-    </w:p>
-    <w:p>
-      <w:pPr>
-        <w:pStyle w:val="BodyText"/>
-      </w:pPr>
-      <w:r>
-        <w:t xml:space="preserve">키릴: 이미 테스트하고 있네요. 우리 전에.</w:t>
-      </w:r>
-    </w:p>
-    <w:p>
-      <w:pPr>
-        <w:pStyle w:val="BodyText"/>
-      </w:pPr>
-      <w:r>
-        <w:t xml:space="preserve">올가: 이미요. 그리고 우리가 서명하면 — 다음 민원은 우리 상담선으로 와요. 계약서엔 우리 컨설턴트 이름이 있고요.</w:t>
-      </w:r>
-    </w:p>
-    <w:p>
-      <w:pPr>
-        <w:pStyle w:val="BodyText"/>
-      </w:pPr>
-      <w:r>
-        <w:t xml:space="preserve">키릴: 트베리는 몰랐어요.</w:t>
-      </w:r>
-    </w:p>
-    <w:p>
-      <w:pPr>
-        <w:pStyle w:val="BodyText"/>
-      </w:pPr>
-      <w:r>
-        <w:t xml:space="preserve">알렉세이: 아무도 몰랐어요. 어제는. 오늘은 — 알아요.</w:t>
-      </w:r>
-    </w:p>
-    <w:p>
-      <w:pPr>
-        <w:pStyle w:val="BodyText"/>
-      </w:pPr>
-      <w:r>
-        <w:t xml:space="preserve">키릴: 그래도요. 1천만. 「하자」는 게 아니에요. 다른 말을 하는 거예요. 적어도 소리 내서 말은 해야 한다고요, 우리에게 돈이 필요하다고. 아주 필요하다고. 정직이 공짜인 척하지 말고요. 정직은 유료예요. 그리고 값을 치르는 건 이 방에 앉은 사람들이 아니에요.</w:t>
-      </w:r>
-    </w:p>
-    <w:p>
-      <w:pPr>
-        <w:pStyle w:val="BodyText"/>
-      </w:pPr>
-      <w:r>
-        <w:t xml:space="preserve">디마: 그 점은 키릴 말이 맞아요. 정직은 공짜가 아니에요. 15명이 값이에요. 어쩌면.</w:t>
-      </w:r>
-    </w:p>
-    <w:p>
-      <w:pPr>
-        <w:pStyle w:val="BodyText"/>
-      </w:pPr>
-      <w:r>
-        <w:t xml:space="preserve">올가: 어쩌면 — 아닐 수도. 우린 아직 5월을 몰라요.</w:t>
-      </w:r>
-    </w:p>
-    <w:p>
-      <w:pPr>
-        <w:pStyle w:val="BodyText"/>
-      </w:pPr>
-      <w:r>
-        <w:t xml:space="preserve">키릴: 올가 페트로브나, 당신은 늘 알죠. 전 몰라요. 전 매니저예요. 법이 아니라 사람을 봐요.</w:t>
-      </w:r>
-    </w:p>
-    <w:p>
-      <w:pPr>
-        <w:pStyle w:val="BodyText"/>
-      </w:pPr>
-      <w:r>
-        <w:t xml:space="preserve">올가: 키릴, 나도 사람을 봐요. 특히 나중에 법정에서 「컨설팅만 했어요」라고 말하는 사람들을.</w:t>
-      </w:r>
-    </w:p>
-    <w:p>
-      <w:pPr>
-        <w:pStyle w:val="BodyText"/>
-      </w:pPr>
-      <w:r>
-        <w:t xml:space="preserve">알렉세이: 그만. 모두 말했어요. 이제 내 차례.</w:t>
-      </w:r>
-    </w:p>
-    <w:p>
-      <w:pPr>
-        <w:pStyle w:val="BodyText"/>
-      </w:pPr>
-      <w:r>
-        <w:t xml:space="preserve">이리나: 말해요.</w:t>
-      </w:r>
-    </w:p>
-    <w:p>
-      <w:pPr>
-        <w:pStyle w:val="BodyText"/>
-      </w:pPr>
-      <w:r>
-        <w:t xml:space="preserve">알렉세이: 키릴 말이 맞아요. 우린 돈이 필요해요. 사실이에요. 아닌 척하지 않을게요. 올가 말도 맞아요: 이건 그런 돈이 아니에요. 코르닐로바 선생님은 젤이 센터에 오면 떠나겠다고 했어요. 보리스 이고레비치는 이 돈은 평생 갚는 거라고 했어요. 난 그들 편이에요.</w:t>
+        <w:t xml:space="preserve">올가: 소식이 있어요. 자이체프가 확인했는데, 「알파-데름」의 등록 신청은 지금도, 전에도, 한 번도 없어요.</w:t>
+      </w:r>
+    </w:p>
+    <w:p>
+      <w:pPr>
+        <w:pStyle w:val="BodyText"/>
+      </w:pPr>
+      <w:r>
+        <w:t xml:space="preserve">키릴: 하지만 계약 후에 신청하겠다고 했어요.</w:t>
+      </w:r>
+    </w:p>
+    <w:p>
+      <w:pPr>
+        <w:pStyle w:val="BodyText"/>
+      </w:pPr>
+      <w:r>
+        <w:t xml:space="preserve">올가: 그건 그가 한 말이고요. 그리고 하나 더: 2월에 트베리에서 로스즈드라브나드조르에 민원이 들어왔어요. 환자가 젤 시술 후 결절이 생겼는데, 클리닉이 「알파-데름」에서 샀대요.</w:t>
+      </w:r>
+    </w:p>
+    <w:p>
+      <w:pPr>
+        <w:pStyle w:val="BodyText"/>
+      </w:pPr>
+      <w:r>
+        <w:t xml:space="preserve">이리나: 트베리는 바로 우리 유통사가 없는 지역, 그가 「시장을 테스트」하고 싶다던 곳이에요.</w:t>
+      </w:r>
+    </w:p>
+    <w:p>
+      <w:pPr>
+        <w:pStyle w:val="BodyText"/>
+      </w:pPr>
+      <w:r>
+        <w:t xml:space="preserve">키릴: 그러니까 우리보다 먼저 이미 테스트하고 있는 거네요.</w:t>
+      </w:r>
+    </w:p>
+    <w:p>
+      <w:pPr>
+        <w:pStyle w:val="BodyText"/>
+      </w:pPr>
+      <w:r>
+        <w:t xml:space="preserve">올가: 이미요. 그리고 우리가 서명하면 다음 민원은 우리 상담선으로 오고, 계약서엔 우리 컨설턴트 이름이 있을 거예요.</w:t>
+      </w:r>
+    </w:p>
+    <w:p>
+      <w:pPr>
+        <w:pStyle w:val="BodyText"/>
+      </w:pPr>
+      <w:r>
+        <w:t xml:space="preserve">키릴: 트베리 얘기는 정말 몰랐어요.</w:t>
+      </w:r>
+    </w:p>
+    <w:p>
+      <w:pPr>
+        <w:pStyle w:val="BodyText"/>
+      </w:pPr>
+      <w:r>
+        <w:t xml:space="preserve">알렉세이: 어제는 아무도 몰랐지만 오늘은 알아요. 그게 상황을 바꿔요.</w:t>
+      </w:r>
+    </w:p>
+    <w:p>
+      <w:pPr>
+        <w:pStyle w:val="BodyText"/>
+      </w:pPr>
+      <w:r>
+        <w:t xml:space="preserve">키릴: 그래도요. 1천만. 「하자」는 게 아니에요. 다른 말을 하는 거예요. 적어도 소리 내서 말은 해야 한다고요, 우리에게 돈이 필요하다고. 아주 필요하다고. 정직이 공짜인 척하지 말고요. 정직은 유료예요. 그리고 값을 치르는 건 이 방에 앉은 사람들이 아니라, 5월 명단에 이름이 오를 사람들이에요.</w:t>
+      </w:r>
+    </w:p>
+    <w:p>
+      <w:pPr>
+        <w:pStyle w:val="BodyText"/>
+      </w:pPr>
+      <w:r>
+        <w:t xml:space="preserve">디마: 그 점은 키릴 말이 맞아요: 정직은 공짜가 아니에요. 어쩌면 15명이 그 값일지도 몰라요.</w:t>
+      </w:r>
+    </w:p>
+    <w:p>
+      <w:pPr>
+        <w:pStyle w:val="BodyText"/>
+      </w:pPr>
+      <w:r>
+        <w:t xml:space="preserve">올가: 어쩌면 아닐 수도 있죠. 우린 아직 5월이 어떨지 모르니까요.</w:t>
+      </w:r>
+    </w:p>
+    <w:p>
+      <w:pPr>
+        <w:pStyle w:val="BodyText"/>
+      </w:pPr>
+      <w:r>
+        <w:t xml:space="preserve">키릴: 올가 페트로브나, 당신은 늘 다 알지만 전 몰라요. 전 매니저라서 법이 아니라 사람을 봐요.</w:t>
+      </w:r>
+    </w:p>
+    <w:p>
+      <w:pPr>
+        <w:pStyle w:val="BodyText"/>
+      </w:pPr>
+      <w:r>
+        <w:t xml:space="preserve">올가: 키릴, 나도 사람을 봐요. 특히 나중에 법정에서 「컨설팅만 했어요」라고 말하는 사람들을요.</w:t>
+      </w:r>
+    </w:p>
+    <w:p>
+      <w:pPr>
+        <w:pStyle w:val="BodyText"/>
+      </w:pPr>
+      <w:r>
+        <w:t xml:space="preserve">알렉세이: 그만. 모두 말했으니 이제 내 차례예요.</w:t>
+      </w:r>
+    </w:p>
+    <w:p>
+      <w:pPr>
+        <w:pStyle w:val="BodyText"/>
+      </w:pPr>
+      <w:r>
+        <w:t xml:space="preserve">이리나: 말해요, 알렉세이. 듣고 있어요.</w:t>
+      </w:r>
+    </w:p>
+    <w:p>
+      <w:pPr>
+        <w:pStyle w:val="BodyText"/>
+      </w:pPr>
+      <w:r>
+        <w:t xml:space="preserve">알렉세이: 키릴 말이 맞아요. 우린 돈이 필요하고, 그건 사실이고, 아닌 척하지 않을게요. 하지만 올가 말도 맞아요: 이건 그런 돈이 아니에요. 코르닐로바 선생님은 젤이 센터에 오면 떠나겠다고 했고, 보리스 이고레비치는 이런 돈은 평생 갚는 거라고 했어요. 난 그들 편이에요.</w:t>
       </w:r>
     </w:p>
     <w:p>
@@ -4282,63 +4282,63 @@
         <w:pStyle w:val="BodyText"/>
       </w:pPr>
       <w:r>
-        <w:t xml:space="preserve">알렉세이: 했어. 말하지 말라고 부탁했지. 결정에 관한 거면 말 안 하는 걸 못 해. 미안해.</w:t>
-      </w:r>
-    </w:p>
-    <w:p>
-      <w:pPr>
-        <w:pStyle w:val="BodyText"/>
-      </w:pPr>
-      <w:r>
-        <w:t xml:space="preserve">키릴: 뭐라고 했어요? 내가 어린애라고요?</w:t>
-      </w:r>
-    </w:p>
-    <w:p>
-      <w:pPr>
-        <w:pStyle w:val="BodyText"/>
-      </w:pPr>
-      <w:r>
-        <w:t xml:space="preserve">알렉세이: 키릴 말이 하나는 맞다고. 돈이 필요하다고. 그리고 넌 어른이라고. 스스로 정하라고.</w:t>
-      </w:r>
-    </w:p>
-    <w:p>
-      <w:pPr>
-        <w:pStyle w:val="BodyText"/>
-      </w:pPr>
-      <w:r>
-        <w:t xml:space="preserve">키릴: 어른. 그럼 반대해도 되겠네요. 대표님의 「아니요」에 반대해요. 공식적으로. 기록해 주세요.</w:t>
-      </w:r>
-    </w:p>
-    <w:p>
-      <w:pPr>
-        <w:pStyle w:val="BodyText"/>
-      </w:pPr>
-      <w:r>
-        <w:t xml:space="preserve">이리나: 기록해요. 「소모프 — 반대」. 날짜와 함께.</w:t>
-      </w:r>
-    </w:p>
-    <w:p>
-      <w:pPr>
-        <w:pStyle w:val="BodyText"/>
-      </w:pPr>
-      <w:r>
-        <w:t xml:space="preserve">알렉세이: 기록해요. 이건 처벌이 아니야, 키릴. 의사록이야. 내가 틀렸다면 — 5월에 누가 경고했는지 모두 보게 될 거야.</w:t>
-      </w:r>
-    </w:p>
-    <w:p>
-      <w:pPr>
-        <w:pStyle w:val="BodyText"/>
-      </w:pPr>
-      <w:r>
-        <w:t xml:space="preserve">키릴: 5월에 명단이 나온다면 — 전 맞고 싶지 않아요.</w:t>
-      </w:r>
-    </w:p>
-    <w:p>
-      <w:pPr>
-        <w:pStyle w:val="BodyText"/>
-      </w:pPr>
-      <w:r>
-        <w:t xml:space="preserve">올가: 아무도 원하지 않아요. 그게 바로 팀이에요, 키릴. 아무도 옳고 싶지 않을 때.</w:t>
+        <w:t xml:space="preserve">알렉세이: 했어, 너한테 말하지 말라고 부탁하면서. 하지만 결정에 관한 거면 난 입을 다물 줄 몰라. 미안해.</w:t>
+      </w:r>
+    </w:p>
+    <w:p>
+      <w:pPr>
+        <w:pStyle w:val="BodyText"/>
+      </w:pPr>
+      <w:r>
+        <w:t xml:space="preserve">키릴: 뭐라고 했어요? 제가 아직 어린애라고요?</w:t>
+      </w:r>
+    </w:p>
+    <w:p>
+      <w:pPr>
+        <w:pStyle w:val="BodyText"/>
+      </w:pPr>
+      <w:r>
+        <w:t xml:space="preserve">알렉세이: 네 말이 하나는 맞다고, 돈이 필요하다고. 그리고 넌 어른이니까 스스로 정하라고.</w:t>
+      </w:r>
+    </w:p>
+    <w:p>
+      <w:pPr>
+        <w:pStyle w:val="BodyText"/>
+      </w:pPr>
+      <w:r>
+        <w:t xml:space="preserve">키릴: 어른이라면 반대해도 되겠네요. 대표님의 「아니요」에 공식적으로 반대해요. 기록해 주세요.</w:t>
+      </w:r>
+    </w:p>
+    <w:p>
+      <w:pPr>
+        <w:pStyle w:val="BodyText"/>
+      </w:pPr>
+      <w:r>
+        <w:t xml:space="preserve">이리나: 기록할게요: 「소모프 — 반대」, 오늘 날짜로.</w:t>
+      </w:r>
+    </w:p>
+    <w:p>
+      <w:pPr>
+        <w:pStyle w:val="BodyText"/>
+      </w:pPr>
+      <w:r>
+        <w:t xml:space="preserve">알렉세이: 기록해요. 이건 처벌이 아니야, 키릴, 의사록이야. 내가 틀렸다면 5월에 누가 경고했는지 모두 보게 될 거야.</w:t>
+      </w:r>
+    </w:p>
+    <w:p>
+      <w:pPr>
+        <w:pStyle w:val="BodyText"/>
+      </w:pPr>
+      <w:r>
+        <w:t xml:space="preserve">키릴: 5월에 명단이 나온다면, 전 맞고 싶지 않아요.</w:t>
+      </w:r>
+    </w:p>
+    <w:p>
+      <w:pPr>
+        <w:pStyle w:val="BodyText"/>
+      </w:pPr>
+      <w:r>
+        <w:t xml:space="preserve">올가: 아무도 원하지 않아요. 그게 바로 팀이에요, 키릴: 아무도 옳고 싶지 않을 때.</w:t>
       </w:r>
     </w:p>
     <w:bookmarkEnd w:id="36"/>
@@ -4356,119 +4356,119 @@
         <w:pStyle w:val="FirstParagraph"/>
       </w:pPr>
       <w:r>
-        <w:t xml:space="preserve">알렉세이: 키릴? 날 기다렸어? 얼었지?</w:t>
-      </w:r>
-    </w:p>
-    <w:p>
-      <w:pPr>
-        <w:pStyle w:val="BodyText"/>
-      </w:pPr>
-      <w:r>
-        <w:t xml:space="preserve">키릴: 조금요. 3월이니까. 말하고 싶었어요: 전 글레브 편이 아니에요. 명단에 반대하는 거예요.</w:t>
-      </w:r>
-    </w:p>
-    <w:p>
-      <w:pPr>
-        <w:pStyle w:val="BodyText"/>
-      </w:pPr>
-      <w:r>
-        <w:t xml:space="preserve">알렉세이: 알아. 나도 명단에 반대해.</w:t>
-      </w:r>
-    </w:p>
-    <w:p>
-      <w:pPr>
-        <w:pStyle w:val="BodyText"/>
-      </w:pPr>
-      <w:r>
-        <w:t xml:space="preserve">키릴: 그럼 왜 우린 서로 다른 편에 있어요?</w:t>
-      </w:r>
-    </w:p>
-    <w:p>
-      <w:pPr>
-        <w:pStyle w:val="BodyText"/>
-      </w:pPr>
-      <w:r>
-        <w:t xml:space="preserve">알렉세이: 다른 편이 아니야. 같은 편이야. 넌 제냐 쪽에 더 가까이 서 있고. 난 — 판지 쪽에 더 가까이. 둘 다 진짜야. 둘 다 옳아. 가끔 서로 다른 쪽으로 당기지. 그럼 놓아 보내는 게 더 아픈 걸 골라야 해. 오늘 나는 골랐어. 넌 동의하지 않을 권리가 있어.</w:t>
-      </w:r>
-    </w:p>
-    <w:p>
-      <w:pPr>
-        <w:pStyle w:val="BodyText"/>
-      </w:pPr>
-      <w:r>
-        <w:t xml:space="preserve">키릴: 삼촌은요? 또 뭐라고 했어요? 솔직히.</w:t>
-      </w:r>
-    </w:p>
-    <w:p>
-      <w:pPr>
-        <w:pStyle w:val="BodyText"/>
-      </w:pPr>
-      <w:r>
-        <w:t xml:space="preserve">알렉세이: 99년 얘기. 자기 포장에 인도산 약. 거절하고 두 도시를 잃었대. 동의한 사람이 그 도시들을 샀고. 5년 뒤 잡혀갔어. 사마라의 여자아이. 그리고 삼촌이 그 사람 도시들을 샀대. 헐값에. 자랑스럽지 않대. 아직도 부끄러운 것처럼 말하더라.</w:t>
-      </w:r>
-    </w:p>
-    <w:p>
-      <w:pPr>
-        <w:pStyle w:val="BodyText"/>
-      </w:pPr>
-      <w:r>
-        <w:t xml:space="preserve">키릴: 저한텐 한 번도 그 얘길 안 했어요.</w:t>
-      </w:r>
-    </w:p>
-    <w:p>
-      <w:pPr>
-        <w:pStyle w:val="BodyText"/>
-      </w:pPr>
-      <w:r>
-        <w:t xml:space="preserve">알렉세이: 나한테도. 오늘까지. 사람들은 가끔 누군가 같은 자리에 서 있는 걸 볼 때만 가장 중요한 걸 말해.</w:t>
-      </w:r>
-    </w:p>
-    <w:p>
-      <w:pPr>
-        <w:pStyle w:val="BodyText"/>
-      </w:pPr>
-      <w:r>
-        <w:t xml:space="preserve">키릴: 그럼 제가 삼촌 자리에 서 있는 거예요?</w:t>
-      </w:r>
-    </w:p>
-    <w:p>
-      <w:pPr>
-        <w:pStyle w:val="BodyText"/>
-      </w:pPr>
-      <w:r>
-        <w:t xml:space="preserve">알렉세이: 삼촌이 서 있던 자리에 서 있는 거지. 같은 게 아니야. 삼촌은 골랐어. 넌 아직 고르는 중이고.</w:t>
-      </w:r>
-    </w:p>
-    <w:p>
-      <w:pPr>
-        <w:pStyle w:val="BodyText"/>
-      </w:pPr>
-      <w:r>
-        <w:t xml:space="preserve">키릴: 내일 제냐한테 뭐라고 해요? 5월을 물어보면요?</w:t>
-      </w:r>
-    </w:p>
-    <w:p>
-      <w:pPr>
-        <w:pStyle w:val="BodyText"/>
-      </w:pPr>
-      <w:r>
-        <w:t xml:space="preserve">알렉세이: 사실대로. 우리도 모른다고. 그리고 5월엔 — 내가 이름을 소리 내 읽을 거라고. 읽을 수 있다면.</w:t>
-      </w:r>
-    </w:p>
-    <w:p>
-      <w:pPr>
-        <w:pStyle w:val="BodyText"/>
-      </w:pPr>
-      <w:r>
-        <w:t xml:space="preserve">키릴: 못 읽으시면요?</w:t>
-      </w:r>
-    </w:p>
-    <w:p>
-      <w:pPr>
-        <w:pStyle w:val="BodyText"/>
-      </w:pPr>
-      <w:r>
-        <w:t xml:space="preserve">알렉세이: 그럼 돈을 찾을 거야. 다른 돈. 집에 가, 키릴. 엄마한테 전화해. 이제 어른이라고 말해.</w:t>
+        <w:t xml:space="preserve">알렉세이: 키릴? 여기서 날 기다린 거야? 얼었겠다?</w:t>
+      </w:r>
+    </w:p>
+    <w:p>
+      <w:pPr>
+        <w:pStyle w:val="BodyText"/>
+      </w:pPr>
+      <w:r>
+        <w:t xml:space="preserve">키릴: 조금요, 그래도 3월이니까. 말하고 싶었어요: 전 글레브 편이 아니에요. 명단에 반대하는 거예요.</w:t>
+      </w:r>
+    </w:p>
+    <w:p>
+      <w:pPr>
+        <w:pStyle w:val="BodyText"/>
+      </w:pPr>
+      <w:r>
+        <w:t xml:space="preserve">알렉세이: 알아, 키릴. 나도 명단에 반대해.</w:t>
+      </w:r>
+    </w:p>
+    <w:p>
+      <w:pPr>
+        <w:pStyle w:val="BodyText"/>
+      </w:pPr>
+      <w:r>
+        <w:t xml:space="preserve">키릴: 그럼 왜 우리가 서로 다른 편이 됐어요?</w:t>
+      </w:r>
+    </w:p>
+    <w:p>
+      <w:pPr>
+        <w:pStyle w:val="BodyText"/>
+      </w:pPr>
+      <w:r>
+        <w:t xml:space="preserve">알렉세이: 다른 편이 아니라 같은 편이야. 다만 넌 제냐 쪽에, 난 판지 쪽에 더 가까이 서 있을 뿐이야. 둘 다 진짜고 둘 다 옳지만, 가끔 서로 다른 쪽으로 당기지. 그럼 놓아 보내는 게 더 아픈 걸 골라야 해. 오늘 나는 골랐고, 넌 동의하지 않을 권리가 있어.</w:t>
+      </w:r>
+    </w:p>
+    <w:p>
+      <w:pPr>
+        <w:pStyle w:val="BodyText"/>
+      </w:pPr>
+      <w:r>
+        <w:t xml:space="preserve">키릴: 삼촌은요? 또 뭐라고 했어요? 솔직히요.</w:t>
+      </w:r>
+    </w:p>
+    <w:p>
+      <w:pPr>
+        <w:pStyle w:val="BodyText"/>
+      </w:pPr>
+      <w:r>
+        <w:t xml:space="preserve">알렉세이: 99년 얘기를 했어: 자기 포장에 넣은 인도산 약. 거절하고 두 도시를 잃었는데, 동의한 사람이 그걸 샀대. 5년 뒤 사마라의 여자아이 때문에 그 사람이 잡혀갔고, 삼촌이 그 사람 도시들을 헐값에 샀대. 자랑스럽지 않대. 아직도 부끄러운 것처럼 말하더라.</w:t>
+      </w:r>
+    </w:p>
+    <w:p>
+      <w:pPr>
+        <w:pStyle w:val="BodyText"/>
+      </w:pPr>
+      <w:r>
+        <w:t xml:space="preserve">키릴: 저한텐 한 번도 그 얘길 안 했어요, 단 한 번도요.</w:t>
+      </w:r>
+    </w:p>
+    <w:p>
+      <w:pPr>
+        <w:pStyle w:val="BodyText"/>
+      </w:pPr>
+      <w:r>
+        <w:t xml:space="preserve">알렉세이: 나한테도 오늘까지 안 했어. 사람들은 가끔 누군가 같은 자리에 서 있는 걸 볼 때만 가장 중요한 걸 말해.</w:t>
+      </w:r>
+    </w:p>
+    <w:p>
+      <w:pPr>
+        <w:pStyle w:val="BodyText"/>
+      </w:pPr>
+      <w:r>
+        <w:t xml:space="preserve">키릴: 그럼 지금 제가 삼촌 자리에 서 있는 거예요?</w:t>
+      </w:r>
+    </w:p>
+    <w:p>
+      <w:pPr>
+        <w:pStyle w:val="BodyText"/>
+      </w:pPr>
+      <w:r>
+        <w:t xml:space="preserve">알렉세이: 삼촌이 예전에 서 있던 자리에 서 있는 거지, 같은 게 아니야. 삼촌은 이미 골랐고, 넌 아직 고르는 중이야.</w:t>
+      </w:r>
+    </w:p>
+    <w:p>
+      <w:pPr>
+        <w:pStyle w:val="BodyText"/>
+      </w:pPr>
+      <w:r>
+        <w:t xml:space="preserve">키릴: 내일 제냐가 5월을 물어보면 뭐라고 해요?</w:t>
+      </w:r>
+    </w:p>
+    <w:p>
+      <w:pPr>
+        <w:pStyle w:val="BodyText"/>
+      </w:pPr>
+      <w:r>
+        <w:t xml:space="preserve">알렉세이: 사실대로: 우리도 모른다고. 그리고 5월엔 내가 이름을 소리 내 읽을 거라고, 읽을 수 있다면.</w:t>
+      </w:r>
+    </w:p>
+    <w:p>
+      <w:pPr>
+        <w:pStyle w:val="BodyText"/>
+      </w:pPr>
+      <w:r>
+        <w:t xml:space="preserve">키릴: 그 이름들을 못 읽으시면요?</w:t>
+      </w:r>
+    </w:p>
+    <w:p>
+      <w:pPr>
+        <w:pStyle w:val="BodyText"/>
+      </w:pPr>
+      <w:r>
+        <w:t xml:space="preserve">알렉세이: 그럼 다른 돈을 찾을 거야. 집에 가, 키릴. 엄마한테 전화해서 이제 어른이라고 말해.</w:t>
       </w:r>
     </w:p>
     <w:bookmarkEnd w:id="37"/>
